--- a/research paper/Retail_Ecommerce_Research_Paper.docx
+++ b/research paper/Retail_Ecommerce_Research_Paper.docx
@@ -121,6 +121,11 @@
     <w:p>
       <w:r>
         <w:t>Retail e-commerce is an especially natural setting for these systems. Online shopping produces a continuous, high-volume flow of support requests, and a large share of them are repetitive and well-structured — "where is my order," "how do I return this," "how do I get a refund." Customers expect immediate, around-the-clock answers, which is difficult and expensive to provide with human agents alone. The motivation for this work is that, although large proprietary models can answer such questions, their computational and financial cost is prohibitive for many smaller retailers; a compact model that can be fine-tuned cheaply and run on modest hardware would make this capability far more accessible.</w:t>
+      </w:r>
+    </w:p>
+    <w:p>
+      <w:r>
+        <w:t>A further consideration motivates the focus on small models. The dominant trend in recent language-model research has been scale — larger models trained on more data — yet scale brings real costs in inference latency, hosting, energy use, and dependence on third-party APIs that may raise data-governance concerns for a retailer handling customer information. For a great many practical support tasks, however, the underlying problem is narrow and well-defined, and it is plausible that a small model specialised through fine-tuning can match the quality that matters in production without any of the overhead of a large general-purpose system. Testing that proposition, concretely and reproducibly, is the purpose of this study.</w:t>
       </w:r>
     </w:p>
     <w:p>
@@ -259,6 +264,55 @@
     </w:p>
     <w:p>
       <w:pPr>
+        <w:pStyle w:val="Heading2"/>
+      </w:pPr>
+      <w:r>
+        <w:t>II.5 Market Dynamics and Current Trends</w:t>
+      </w:r>
+    </w:p>
+    <w:p>
+      <w:r>
+        <w:t>Several converging trends make this an opportune moment for compact support assistants. First, customer expectations have shifted decisively toward instant, self-service resolution: shoppers increasingly prefer to resolve simple issues themselves rather than wait in a queue, and a support experience that is slow or inconsistent is a direct cause of cart abandonment and churn. Second, the channels through which support is delivered have multiplied — web chat, mobile apps, messaging platforms, and social media — so the same underlying intents must be served consistently across many surfaces, which favours a single model over many hand-built scripts. Third, the open-model ecosystem has matured: high-quality pre-trained models and curated datasets are now freely available under permissive licences, lowering the barrier to entry for any organisation that can run a single GPU.</w:t>
+      </w:r>
+    </w:p>
+    <w:p>
+      <w:r>
+        <w:t>At the same time, the competitive dynamics of the sector reward efficiency. Margins in retail are thin, support is a cost centre rather than a profit centre, and the marginal value of automating a routine ticket is well understood by operators. This creates strong demand for solutions whose total cost of ownership is low — not only the headline model quality but the cost to train, host, monitor, and update the system as catalogues and policies change. A compact model that a small team can retrain on free or low-cost infrastructure aligns precisely with these market pressures, which is why the low-resource framing of this study has direct commercial relevance and is not merely an academic constraint.</w:t>
+      </w:r>
+    </w:p>
+    <w:p>
+      <w:pPr>
+        <w:pStyle w:val="Heading2"/>
+      </w:pPr>
+      <w:r>
+        <w:t>II.6 Regulatory and Data-Governance Environment</w:t>
+      </w:r>
+    </w:p>
+    <w:p>
+      <w:r>
+        <w:t>Deploying conversational AI in retail also takes place within a tightening regulatory environment. Data-protection regimes such as the GDPR and analogous consumer-privacy laws impose obligations on how customer data is collected, processed, and stored, and they constrain the casual transmission of personal information to third-party model providers. Consumer-protection rules likewise make a retailer accountable for the commitments its automated agent appears to make — for example, statements about refunds, delivery dates, or pricing — so an assistant that answers confidently but incorrectly is a compliance risk, not only a quality problem.</w:t>
+      </w:r>
+    </w:p>
+    <w:p>
+      <w:r>
+        <w:t>These considerations shape the requirements for a responsible deployment and reinforce two themes of this paper. The use of a synthetic, openly licensed dataset means the present study involves no personal data, sidestepping privacy concerns at the research stage; and the ability to fine-tune and host a small model in-house, rather than sending queries to an external API, is itself attractive from a data-governance standpoint. The out-of-scope behaviour analysed later in the paper is, in this light, a regulatory as much as a technical concern, since it bears directly on whether an automated agent can be trusted to stay within the bounds of what it is authorised to say.</w:t>
+      </w:r>
+    </w:p>
+    <w:p>
+      <w:pPr>
+        <w:pStyle w:val="Heading2"/>
+      </w:pPr>
+      <w:r>
+        <w:t>II.7 How This Research Addresses Industry Needs</w:t>
+      </w:r>
+    </w:p>
+    <w:p>
+      <w:r>
+        <w:t>Mapping the above onto the study's design, the research targets the requirements that matter most to a resource-constrained retailer. It demonstrates that the dominant, high-volume intents can be handled accurately by an inexpensive model; it quantifies the quality gain precisely so that operators can judge fitness for purpose; it reports per-category strengths and weaknesses so that automation can be rolled out where it is safe and humans retained where it is not; and it documents the limitations and safeguards — out-of-scope detection, human fallback — that a compliant production system would require. In short, the work is framed throughout around the practical and regulatory realities of the industry it serves.</w:t>
+      </w:r>
+    </w:p>
+    <w:p>
+      <w:pPr>
         <w:pStyle w:val="Heading1"/>
       </w:pPr>
       <w:r>
@@ -355,7 +409,43 @@
         <w:pStyle w:val="Heading2"/>
       </w:pPr>
       <w:r>
-        <w:t>III.6 Gaps in Existing Literature</w:t>
+        <w:t>III.6 Subword Tokenization and Sequence-to-Sequence Learning</w:t>
+      </w:r>
+    </w:p>
+    <w:p>
+      <w:r>
+        <w:t>The text-to-text formulation rests on the sequence-to-sequence paradigm introduced by Sutskever et al., in which an encoder compresses an input sequence into a representation that a decoder expands into an output sequence [17]. Modern systems realise this with the transformer rather than recurrent networks, but the conceptual framing — map a source sequence to a target sequence — is the same one this study uses to turn a customer query into a support response. The quality of such models depends heavily on how text is segmented into tokens, since a fixed vocabulary cannot enumerate every possible word.</w:t>
+      </w:r>
+    </w:p>
+    <w:p>
+      <w:r>
+        <w:t>Subword tokenization solves this. Byte-pair encoding builds a vocabulary of frequent character sequences so that rare or unseen words are represented as combinations of known sub-units [18], and the SentencePiece method generalises this into a language-independent tokenizer that operates directly on raw text [19]. FLAN-T5 uses a SentencePiece tokenizer, which is why it gracefully handles the product names, order codes, and placeholder slots that appear in retail support text without an explosion of out-of-vocabulary tokens. This study inherits that tokenizer unchanged.</w:t>
+      </w:r>
+    </w:p>
+    <w:p>
+      <w:pPr>
+        <w:pStyle w:val="Heading2"/>
+      </w:pPr>
+      <w:r>
+        <w:t>III.7 Efficient and Low-Resource Model Adaptation</w:t>
+      </w:r>
+    </w:p>
+    <w:p>
+      <w:r>
+        <w:t>A growing body of work addresses how to adapt large models cheaply, which is directly relevant to the low-resource framing of this study. Knowledge distillation and the release of deliberately small pre-trained variants make it possible to run capable models on modest hardware, while parameter-efficient fine-tuning methods such as Low-Rank Adaptation (LoRA) update only a small set of injected parameters rather than the full network, sharply reducing the memory needed to specialise a model [20]. This study takes the simplest point on that spectrum — full fine-tuning of an already-small model — precisely because it is the most transparent and reproducible baseline against which such efficiency techniques can later be compared.</w:t>
+      </w:r>
+    </w:p>
+    <w:p>
+      <w:r>
+        <w:t>An alternative to fine-tuning is retrieval-augmented generation, in which a model is grounded at inference time on passages retrieved from an external store [21], typically using dense sentence embeddings such as those from Sentence-BERT [22]. Retrieval reduces hallucination on knowledge-intensive queries and allows a system to be updated by changing the corpus rather than retraining. This study deliberately does not use retrieval: its aim is to isolate and measure what fine-tuning alone achieves for a compact model on routine support intents, leaving retrieval augmentation as a clearly identified avenue for future work rather than a confound in the present evaluation.</w:t>
+      </w:r>
+    </w:p>
+    <w:p>
+      <w:pPr>
+        <w:pStyle w:val="Heading2"/>
+      </w:pPr>
+      <w:r>
+        <w:t>III.8 Gaps in Existing Literature</w:t>
       </w:r>
     </w:p>
     <w:p>
@@ -368,7 +458,7 @@
         <w:pStyle w:val="Heading2"/>
       </w:pPr>
       <w:r>
-        <w:t>III.7 Contribution of This Study</w:t>
+        <w:t>III.9 Contribution of This Study</w:t>
       </w:r>
     </w:p>
     <w:p>
@@ -417,7 +507,39 @@
     </w:p>
     <w:p>
       <w:r>
-        <w:t>The cleaned data was split into training, validation, and test sets in an 80/10/10 ratio, stratified by category so that every split preserves the same mix of support topics. A fixed random seed of 42 was used for the split and for all subsequent randomised operations, so the entire pipeline is reproducible.</w:t>
+        <w:t>The cleaned data was split into training, validation, and test sets in an 80/10/10 ratio, stratified by category so that every split preserves the same mix of support topics. A fixed random seed of 42 was used for the split and for all subsequent randomised operations, so the entire pipeline is reproducible. Because the corpus is synthetic and well-formed, the cleaning stage removed no rows in practice — all 44,884 pairs survived — which is itself a useful property for reproducibility. The loading, cleaning, and splitting steps are summarised below.</w:t>
+      </w:r>
+    </w:p>
+    <w:p>
+      <w:pPr>
+        <w:spacing w:before="60" w:after="60"/>
+        <w:ind w:left="115"/>
+      </w:pPr>
+      <w:r>
+        <w:rPr>
+          <w:rFonts w:ascii="Consolas" w:hAnsi="Consolas"/>
+          <w:color w:val="1A1A1A"/>
+          <w:sz w:val="16"/>
+        </w:rPr>
+        <w:t>from datasets import load_dataset</w:t>
+        <w:br/>
+        <w:t>from sklearn.model_selection import train_test_split</w:t>
+        <w:br/>
+        <w:br/>
+        <w:t>ds = load_dataset("bitext/Bitext-retail-ecommerce-llm-chatbot-training-dataset", split="train")</w:t>
+        <w:br/>
+        <w:t>df = ds.to_pandas()[["instruction", "response", "category", "intent"]].dropna()</w:t>
+        <w:br/>
+        <w:t>df = df[df["instruction"].str.strip() != ""]</w:t>
+        <w:br/>
+        <w:t>df = df.drop_duplicates(subset=["instruction", "response"])</w:t>
+        <w:br/>
+        <w:t>df = df.rename(columns={"instruction": "input", "response": "output"})</w:t>
+        <w:br/>
+        <w:br/>
+        <w:t>train_df, temp_df = train_test_split(df, test_size=0.2, random_state=42, stratify=df["category"])</w:t>
+        <w:br/>
+        <w:t>val_df,  test_df  = train_test_split(temp_df, test_size=0.5, random_state=42, stratify=temp_df["category"])</w:t>
       </w:r>
     </w:p>
     <w:p>
@@ -474,7 +596,12 @@
     </w:p>
     <w:p>
       <w:r>
-        <w:t>The base model is `google/flan-t5-small`, an encoder–decoder transformer of roughly 77 million parameters. Fine-tuning was performed with the Hugging Face `Seq2SeqTrainer` on a single Google Colab T4 GPU. A notable engineering decision was to train in full 32-bit precision: FLAN-T5 is numerically unstable in 16-bit floating point and produces NaN losses, and the T4 does not support bfloat16, so FP32 was the only stable option on this hardware.</w:t>
+        <w:t>The base model is `google/flan-t5-small`, an encoder–decoder transformer of roughly 77 million parameters. Architecturally, it consists of a stack of transformer encoder layers that read the tokenized customer query and a stack of decoder layers that generate the response token by token, each layer combining multi-head self-attention with feed-forward sub-layers and using the relative position scheme of the T5 family. The encoder builds a contextual representation of the entire input, and the decoder attends to that representation through cross-attention while also attending to the tokens it has already produced, which is what allows it to generate coherent, multi-sentence answers conditioned on the question. Crucially, the weights are not random at the start of fine-tuning: they already encode the instruction-following behaviour learned during the FLAN pre-training, and fine-tuning adjusts them toward the specific style and content of retail support responses.</w:t>
+      </w:r>
+    </w:p>
+    <w:p>
+      <w:r>
+        <w:t>Fine-tuning was performed with the Hugging Face `Seq2SeqTrainer` on a single Google Colab T4 GPU. The training objective is the standard sequence-to-sequence cross-entropy loss: at each output position the model predicts a probability distribution over the vocabulary, and the loss penalises the negative log-probability of the correct next token, averaged over all non-padding positions of the target response. A notable engineering decision was to train in full 32-bit precision: FLAN-T5 is numerically unstable in 16-bit floating point and produces NaN losses, and the T4 does not support bfloat16, so FP32 was the only stable option on this hardware.</w:t>
       </w:r>
     </w:p>
     <w:p>
@@ -579,6 +706,24 @@
     <w:p>
       <w:r>
         <w:t>To demonstrate the model in a realistic setting, it was wrapped in a lightweight Gradio chat interface launched directly from the notebook. A user types a support question, the back-end applies the same tokenization and beam-search generation used in evaluation, and the response is displayed in a chat window, with example prompts provided for quick testing. This serves as a proof-of-concept deployment and shows that the trained model can be served behind a simple UI without specialised infrastructure.</w:t>
+      </w:r>
+    </w:p>
+    <w:p>
+      <w:pPr>
+        <w:pStyle w:val="Heading2"/>
+      </w:pPr>
+      <w:r>
+        <w:t>IV.8 Evaluation Metrics Defined</w:t>
+      </w:r>
+    </w:p>
+    <w:p>
+      <w:r>
+        <w:t>For completeness, the three automatic metrics are defined here. ROUGE measures overlap between the generated response and the reference: ROUGE-1 and ROUGE-2 are the recall-oriented overlap of unigrams and bigrams respectively, while ROUGE-L is based on the longest common subsequence and therefore rewards getting the right content in the right order. BLEU, originally from machine translation, is a precision-oriented score over n-grams up to length four with a brevity penalty that discourages overly short outputs; it is reported here on the 0–100 scale. Both ROUGE and BLEU are surface-level metrics that compare exact tokens, so a correct answer phrased differently from the reference can still score low.</w:t>
+      </w:r>
+    </w:p>
+    <w:p>
+      <w:r>
+        <w:t>To compensate for that, BERTScore is also reported. Instead of matching exact tokens, it embeds both the candidate and the reference with a pre-trained contextual model and matches them by cosine similarity in embedding space, then summarises the matches as an F1 score. Because it operates on meaning rather than surface form, a high BERTScore alongside high ROUGE and BLEU gives confidence that an improvement is genuine and not an artefact of one metric. Two non-quality measures are also recorded: the average response length in words, which characterises how verbose the model is, and the inference latency in milliseconds per query on the T4, which characterises its computational cost.</w:t>
       </w:r>
     </w:p>
     <w:p>
@@ -1321,7 +1466,45 @@
     </w:p>
     <w:p>
       <w:r>
-        <w:t>The cost of these gains is visible in the last two rows of Table I. The fine-tuned model produces far longer, more complete answers (133 versus 7 words) and is correspondingly slower per query (about 740 ms versus 53 ms on the T4), because it generates full multi-step responses with beam search rather than the terse fragments of the baseline. For a support assistant this trade-off is favourable, since the longer responses are the useful ones.</w:t>
+        <w:t>The cost of these gains is visible in the last two rows of Table I. The fine-tuned model produces far longer, more complete answers (133 versus 7 words) and is correspondingly slower per query (about 740 ms versus 53 ms on the T4), because it generates full multi-step responses with beam search rather than the terse fragments of the baseline. For a support assistant this trade-off is favourable, since the longer responses are the useful ones; and even at roughly three-quarters of a second per query on a free-tier GPU, the latency is acceptable for interactive chat and would fall further on better hardware or with lighter decoding settings.</w:t>
+      </w:r>
+    </w:p>
+    <w:p>
+      <w:r>
+        <w:t>Examining the per-category results more closely (Figure 6) is instructive for deployment planning. The strongest categories — ACCOUNT and CART, at around 0.57 ROUGE-L — are those whose responses are the most templated and procedural, such as logging in, updating details, or managing a basket, where the correct answer follows a predictable structure the model learns well. The mid-range categories, including ORDER, PAYMENT, and DELIVERY, still score solidly and cover the highest-volume real-world intents. The weakest category, FEEDBACK at around 0.38, is also the most open-ended: feedback and complaint responses are inherently more varied and less formulaic, so a single reference answer overlaps less with the model's equally valid but differently worded reply. This pattern — strong on structured intents, weaker on open-ended ones — is exactly what one would predict, and it provides a concrete, data-driven basis for deciding which intents to automate first and which to route to human agents. The evaluation procedure that produced these numbers is summarised below.</w:t>
+      </w:r>
+    </w:p>
+    <w:p>
+      <w:pPr>
+        <w:spacing w:before="60" w:after="60"/>
+        <w:ind w:left="115"/>
+      </w:pPr>
+      <w:r>
+        <w:rPr>
+          <w:rFonts w:ascii="Consolas" w:hAnsi="Consolas"/>
+          <w:color w:val="1A1A1A"/>
+          <w:sz w:val="16"/>
+        </w:rPr>
+        <w:t>def compute_metrics(preds, refs):</w:t>
+        <w:br/>
+        <w:t xml:space="preserve">    rouge = rouge_metric.compute(predictions=preds, references=refs, use_stemmer=True)</w:t>
+        <w:br/>
+        <w:t xml:space="preserve">    bleu  = bleu_metric.compute(predictions=preds, references=[[r] for r in refs])</w:t>
+        <w:br/>
+        <w:t xml:space="preserve">    bert  = bertscore_metric.compute(predictions=preds, references=refs, lang="en")</w:t>
+        <w:br/>
+        <w:t xml:space="preserve">    return {"ROUGE-1": rouge["rouge1"], "ROUGE-2": rouge["rouge2"],</w:t>
+        <w:br/>
+        <w:t xml:space="preserve">            "ROUGE-L": rouge["rougeL"], "BLEU": bleu["score"],</w:t>
+        <w:br/>
+        <w:t xml:space="preserve">            "BERTScore-F1": sum(bert["f1"]) / len(bert["f1"])}</w:t>
+        <w:br/>
+        <w:br/>
+        <w:t># identical generation settings for baseline and fine-tuned models -&gt; fair comparison</w:t>
+        <w:br/>
+        <w:t>base_preds = batch_generate(baseline_model, tokenizer, test_queries)</w:t>
+        <w:br/>
+        <w:t>ft_preds   = batch_generate(finetuned_model, tokenizer, test_queries)</w:t>
       </w:r>
     </w:p>
     <w:p>
@@ -1559,6 +1742,122 @@
               <w:rPr>
                 <w:sz w:val="16"/>
               </w:rPr>
+              <w:t>In-domain</w:t>
+            </w:r>
+          </w:p>
+        </w:tc>
+        <w:tc>
+          <w:tcPr>
+            <w:tcW w:type="dxa" w:w="2628"/>
+          </w:tcPr>
+          <w:p>
+            <w:r/>
+            <w:r>
+              <w:rPr>
+                <w:sz w:val="16"/>
+              </w:rPr>
+              <w:t>I want to cancel my order.</w:t>
+            </w:r>
+          </w:p>
+        </w:tc>
+        <w:tc>
+          <w:tcPr>
+            <w:tcW w:type="dxa" w:w="2628"/>
+          </w:tcPr>
+          <w:p>
+            <w:r/>
+            <w:r>
+              <w:rPr>
+                <w:sz w:val="16"/>
+              </w:rPr>
+              <w:t>"I want to cancel my order."</w:t>
+            </w:r>
+          </w:p>
+        </w:tc>
+        <w:tc>
+          <w:tcPr>
+            <w:tcW w:type="dxa" w:w="2628"/>
+          </w:tcPr>
+          <w:p>
+            <w:r/>
+            <w:r>
+              <w:rPr>
+                <w:sz w:val="16"/>
+              </w:rPr>
+              <w:t>"…To proceed with the cancellation: 1. Log in to your account… 2. Go to 'Order History'… 3. Locate the order you wish to cancel…"</w:t>
+            </w:r>
+          </w:p>
+        </w:tc>
+      </w:tr>
+      <w:tr>
+        <w:tc>
+          <w:tcPr>
+            <w:tcW w:type="dxa" w:w="2628"/>
+          </w:tcPr>
+          <w:p>
+            <w:r/>
+            <w:r>
+              <w:rPr>
+                <w:sz w:val="16"/>
+              </w:rPr>
+              <w:t>In-domain</w:t>
+            </w:r>
+          </w:p>
+        </w:tc>
+        <w:tc>
+          <w:tcPr>
+            <w:tcW w:type="dxa" w:w="2628"/>
+          </w:tcPr>
+          <w:p>
+            <w:r/>
+            <w:r>
+              <w:rPr>
+                <w:sz w:val="16"/>
+              </w:rPr>
+              <w:t>How do I return a product?</w:t>
+            </w:r>
+          </w:p>
+        </w:tc>
+        <w:tc>
+          <w:tcPr>
+            <w:tcW w:type="dxa" w:w="2628"/>
+          </w:tcPr>
+          <w:p>
+            <w:r/>
+            <w:r>
+              <w:rPr>
+                <w:sz w:val="16"/>
+              </w:rPr>
+              <w:t>"Return the product to the store."</w:t>
+            </w:r>
+          </w:p>
+        </w:tc>
+        <w:tc>
+          <w:tcPr>
+            <w:tcW w:type="dxa" w:w="2628"/>
+          </w:tcPr>
+          <w:p>
+            <w:r/>
+            <w:r>
+              <w:rPr>
+                <w:sz w:val="16"/>
+              </w:rPr>
+              <w:t>"…Returning a product is straightforward: 1. Locate your Order Number… 2. Visit our website… 3. Follow the returns process…"</w:t>
+            </w:r>
+          </w:p>
+        </w:tc>
+      </w:tr>
+      <w:tr>
+        <w:tc>
+          <w:tcPr>
+            <w:tcW w:type="dxa" w:w="2628"/>
+          </w:tcPr>
+          <w:p>
+            <w:r/>
+            <w:r>
+              <w:rPr>
+                <w:sz w:val="16"/>
+              </w:rPr>
               <w:t>Out-of-domain</w:t>
             </w:r>
           </w:p>
@@ -1680,7 +1979,12 @@
     </w:p>
     <w:p>
       <w:r>
-        <w:t>The evaluation itself has limits worth stating. The metrics are automatic proxies that reward overlap with a single reference answer and cannot fully judge factual correctness or helpfulness; the test data is synthetic and therefore cleaner and more uniform than real customer language; and the out-of-domain behaviour shows the model lacks any notion of scope. These observations are carried forward into the Discussion.</w:t>
+        <w:t>The evaluation itself has limits worth stating. The metrics are automatic proxies that reward overlap with a single reference answer and cannot fully judge factual correctness or helpfulness; the test data is synthetic and therefore cleaner and more uniform than real customer language; and the out-of-domain behaviour shows the model lacks any notion of scope.</w:t>
+      </w:r>
+    </w:p>
+    <w:p>
+      <w:r>
+        <w:t>A brief error analysis sharpens these points. The errors fall into a few recognisable classes. The most consequential is out-of-scope over-confidence, already noted, where a non-support question is answered as though it were a support request. A second class is generic deflection, where on a vague prompt the model produces a polite but content-free request for more details rather than a specific answer — safe, but not always helpful. A third, milder class is template bleed, where the model reuses a familiar response skeleton (for example, the "log in, go to Order History, locate the order" pattern) for an intent where it is only partially appropriate. None of these are catastrophic for routine use, but each points to a concrete mitigation — scope detection, confidence-aware fallback, and intent-conditioned prompting respectively — and together they explain why the automatic scores, while strong, are not higher still. These observations are carried forward into the Discussion.</w:t>
       </w:r>
     </w:p>
     <w:p>
@@ -1688,7 +1992,20 @@
         <w:pStyle w:val="Heading2"/>
       </w:pPr>
       <w:r>
-        <w:t>V.7 Summary of Results</w:t>
+        <w:t>V.7 Threats to Validity</w:t>
+      </w:r>
+    </w:p>
+    <w:p>
+      <w:r>
+        <w:t>A few threats to validity should be acknowledged so the results are read fairly. Construct validity is limited by the reliance on automatic metrics as a stand-in for human-judged helpfulness; this is mitigated, but not eliminated, by reporting three complementary metrics and pairing them with qualitative inspection. External validity is limited by the synthetic origin of the data: performance on a clean, well-formed corpus may overstate performance on noisy real-world queries with typos, code-switching, or multi-intent messages. Internal validity is comparatively strong, since the baseline and fine-tuned models were evaluated on the identical held-out sample with identical generation settings and a fixed seed, so the measured improvement is attributable to fine-tuning rather than to evaluation differences. Finally, the metrics are computed on a 300-example sample of the test set; while consistent with the per-category trends, slightly different absolute numbers would be expected on the full test split.</w:t>
+      </w:r>
+    </w:p>
+    <w:p>
+      <w:pPr>
+        <w:pStyle w:val="Heading2"/>
+      </w:pPr>
+      <w:r>
+        <w:t>V.8 Summary of Results</w:t>
       </w:r>
     </w:p>
     <w:p>
@@ -1721,7 +2038,17 @@
     </w:p>
     <w:p>
       <w:r>
-        <w:t>Future work follows directly from these limitations: adding out-of-scope detection and a human-handoff path, evaluating on real anonymised support logs with human ratings, comparing against larger models such as `flan-t5-base` to quantify the quality–cost curve, and extending the system to multi-turn dialogue and additional languages.</w:t>
+        <w:t>Beyond accuracy, the deployment economics are worth drawing out, since they are the whole point of the low-resource framing. The model is small enough to fine-tune in a single free-tier Colab session and to serve on a single modest GPU — or even, at higher latency, on CPU — which keeps the total cost of ownership low: there are no per-token API fees, no dependence on an external provider, and retraining as catalogues or policies change is cheap and fast. For a small or mid-sized retailer, this changes the calculus from "can we afford conversational AI" to "which intents should we automate first," and the per-category results answer exactly that question. A sensible rollout would automate the strong, high-volume, well-structured intents, monitor live performance, and expand coverage as confidence grows.</w:t>
+      </w:r>
+    </w:p>
+    <w:p>
+      <w:r>
+        <w:t>The ethical and governance dimension deserves equal weight. Because the training data is synthetic, the study itself raises no personal-data concerns, but a real deployment would. An automated agent that speaks on a retailer's behalf can create commitments and expectations, so it must not invent policies, promise refunds it cannot guarantee, or answer questions outside its remit — the very failure this study observed. Responsible deployment therefore implies guardrails: an explicit scope check, a confident hand-off to a human for sensitive or out-of-scope cases, clear disclosure to the customer that they are talking to an automated system, and logging for auditability. These are not optional polish; in a regulated retail context they are part of the system's correctness.</w:t>
+      </w:r>
+    </w:p>
+    <w:p>
+      <w:r>
+        <w:t>Future work follows directly from these limitations: adding out-of-scope detection and a human-handoff path, evaluating on real anonymised support logs with human ratings, comparing against larger models such as `flan-t5-base` to quantify the quality–cost curve, exploring parameter-efficient fine-tuning to lower training cost further, and extending the system to multi-turn dialogue and additional languages.</w:t>
       </w:r>
     </w:p>
     <w:p>
@@ -1740,6 +2067,32 @@
     <w:p>
       <w:r>
         <w:t>The contribution of the work is a transparent and reproducible blueprint for low-resource, domain-specific conversational AI, together with an honest account of where it falls short — most notably its lack of out-of-scope awareness and its dependence on synthetic data and automatic metrics. Taken together, the results support a clear conclusion: for the routine, high-volume heart of retail customer support, model scale is far less important than focused domain adaptation, and capable assistants are well within reach of organisations with modest resources, provided appropriate safeguards are added before deployment.</w:t>
+      </w:r>
+    </w:p>
+    <w:p>
+      <w:pPr>
+        <w:pStyle w:val="Heading1"/>
+      </w:pPr>
+      <w:r>
+        <w:t>Acknowledgements</w:t>
+      </w:r>
+    </w:p>
+    <w:p>
+      <w:r>
+        <w:t>The author thanks the AlmaBetter Industry Immersion programme for the project framing and guidance, and acknowledges Bitext for releasing the retail e-commerce dataset under an open licence and the Hugging Face community for the open-source models and libraries that made this work reproducible on free-tier hardware.</w:t>
+      </w:r>
+    </w:p>
+    <w:p>
+      <w:pPr>
+        <w:pStyle w:val="Heading1"/>
+      </w:pPr>
+      <w:r>
+        <w:t>Author Contributions</w:t>
+      </w:r>
+    </w:p>
+    <w:p>
+      <w:r>
+        <w:t>This work was carried out individually by Harish Chandra, who was responsible for the research design, data preparation, model fine-tuning, evaluation, analysis, and writing of the paper.</w:t>
       </w:r>
     </w:p>
     <w:p>
@@ -1913,6 +2266,90 @@
     <w:p>
       <w:r>
         <w:t>[16] Master of Code Global, "Chatbot Statistics (2024): Adoption, Usage, and Market Data," 2024.</w:t>
+      </w:r>
+    </w:p>
+    <w:p>
+      <w:r>
+        <w:t xml:space="preserve">[17] I. Sutskever, O. Vinyals, and Q. V. Le, "Sequence to Sequence Learning with Neural Networks," in </w:t>
+      </w:r>
+      <w:r>
+        <w:rPr>
+          <w:i/>
+        </w:rPr>
+        <w:t>Proc. NeurIPS</w:t>
+      </w:r>
+      <w:r>
+        <w:t>, 2014.</w:t>
+      </w:r>
+    </w:p>
+    <w:p>
+      <w:r>
+        <w:t xml:space="preserve">[18] R. Sennrich, B. Haddow, and A. Birch, "Neural Machine Translation of Rare Words with Subword Units," in </w:t>
+      </w:r>
+      <w:r>
+        <w:rPr>
+          <w:i/>
+        </w:rPr>
+        <w:t>Proc. ACL</w:t>
+      </w:r>
+      <w:r>
+        <w:t>, 2016.</w:t>
+      </w:r>
+    </w:p>
+    <w:p>
+      <w:r>
+        <w:t xml:space="preserve">[19] T. Kudo and J. Richardson, "SentencePiece: A Simple and Language Independent Subword Tokenizer and Detokenizer for Neural Text Processing," in </w:t>
+      </w:r>
+      <w:r>
+        <w:rPr>
+          <w:i/>
+        </w:rPr>
+        <w:t>Proc. EMNLP (System Demonstrations)</w:t>
+      </w:r>
+      <w:r>
+        <w:t>, 2018.</w:t>
+      </w:r>
+    </w:p>
+    <w:p>
+      <w:r>
+        <w:t xml:space="preserve">[20] E. J. Hu et al., "LoRA: Low-Rank Adaptation of Large Language Models," in </w:t>
+      </w:r>
+      <w:r>
+        <w:rPr>
+          <w:i/>
+        </w:rPr>
+        <w:t>Proc. ICLR</w:t>
+      </w:r>
+      <w:r>
+        <w:t>, 2022.</w:t>
+      </w:r>
+    </w:p>
+    <w:p>
+      <w:r>
+        <w:t xml:space="preserve">[21] P. Lewis et al., "Retrieval-Augmented Generation for Knowledge-Intensive NLP Tasks," in </w:t>
+      </w:r>
+      <w:r>
+        <w:rPr>
+          <w:i/>
+        </w:rPr>
+        <w:t>Proc. NeurIPS</w:t>
+      </w:r>
+      <w:r>
+        <w:t>, 2020.</w:t>
+      </w:r>
+    </w:p>
+    <w:p>
+      <w:r>
+        <w:t xml:space="preserve">[22] N. Reimers and I. Gurevych, "Sentence-BERT: Sentence Embeddings using Siamese BERT-Networks," in </w:t>
+      </w:r>
+      <w:r>
+        <w:rPr>
+          <w:i/>
+        </w:rPr>
+        <w:t>Proc. EMNLP-IJCNLP</w:t>
+      </w:r>
+      <w:r>
+        <w:t>, 2019.</w:t>
       </w:r>
     </w:p>
     <w:p>

--- a/research paper/Retail_Ecommerce_Research_Paper.docx
+++ b/research paper/Retail_Ecommerce_Research_Paper.docx
@@ -2423,13 +2423,58 @@
         <w:t>F. User Interface.</w:t>
       </w:r>
       <w:r>
-        <w:t xml:space="preserve"> Gradio `ChatInterface` with example prompts. </w:t>
+        <w:t xml:space="preserve"> The fine-tuned model is served through a Gradio `ChatInterface` with example prompts; Figure 7 shows it answering an order-tracking query.</w:t>
       </w:r>
+    </w:p>
+    <w:p>
+      <w:pPr>
+        <w:jc w:val="center"/>
+      </w:pPr>
+      <w:r>
+        <w:drawing>
+          <wp:inline xmlns:a="http://schemas.openxmlformats.org/drawingml/2006/main" xmlns:pic="http://schemas.openxmlformats.org/drawingml/2006/picture">
+            <wp:extent cx="2926080" cy="971423"/>
+            <wp:docPr id="7" name="Picture 7"/>
+            <wp:cNvGraphicFramePr>
+              <a:graphicFrameLocks noChangeAspect="1"/>
+            </wp:cNvGraphicFramePr>
+            <a:graphic>
+              <a:graphicData uri="http://schemas.openxmlformats.org/drawingml/2006/picture">
+                <pic:pic>
+                  <pic:nvPicPr>
+                    <pic:cNvPr id="0" name="gradio_demo4.png"/>
+                    <pic:cNvPicPr/>
+                  </pic:nvPicPr>
+                  <pic:blipFill>
+                    <a:blip r:embed="rId15"/>
+                    <a:stretch>
+                      <a:fillRect/>
+                    </a:stretch>
+                  </pic:blipFill>
+                  <pic:spPr>
+                    <a:xfrm>
+                      <a:off x="0" y="0"/>
+                      <a:ext cx="2926080" cy="971423"/>
+                    </a:xfrm>
+                    <a:prstGeom prst="rect"/>
+                  </pic:spPr>
+                </pic:pic>
+              </a:graphicData>
+            </a:graphic>
+          </wp:inline>
+        </w:drawing>
+      </w:r>
+    </w:p>
+    <w:p>
+      <w:pPr>
+        <w:jc w:val="center"/>
+      </w:pPr>
       <w:r>
         <w:rPr>
           <w:i/>
+          <w:sz w:val="17"/>
         </w:rPr>
-        <w:t>[INSERT SCREENSHOT — `resources/diagrams/gradio_demo.png` — pending from Harish's Colab run.]</w:t>
+        <w:t>Fig. 7. The Gradio chat interface answering an order-tracking query with a structured, multi-step response.</w:t>
       </w:r>
     </w:p>
     <w:p>
@@ -2440,7 +2485,7 @@
         <w:t>G. Flow Diagram.</w:t>
       </w:r>
       <w:r>
-        <w:t xml:space="preserve"> The seven-stage fine-tuning pipeline is shown in Figure 7.</w:t>
+        <w:t xml:space="preserve"> The seven-stage fine-tuning pipeline is shown in Figure 8.</w:t>
       </w:r>
     </w:p>
     <w:p>
@@ -2451,7 +2496,7 @@
         <w:drawing>
           <wp:inline xmlns:a="http://schemas.openxmlformats.org/drawingml/2006/main" xmlns:pic="http://schemas.openxmlformats.org/drawingml/2006/picture">
             <wp:extent cx="2926080" cy="4486656"/>
-            <wp:docPr id="7" name="Picture 7"/>
+            <wp:docPr id="8" name="Picture 8"/>
             <wp:cNvGraphicFramePr>
               <a:graphicFrameLocks noChangeAspect="1"/>
             </wp:cNvGraphicFramePr>
@@ -2463,7 +2508,7 @@
                     <pic:cNvPicPr/>
                   </pic:nvPicPr>
                   <pic:blipFill>
-                    <a:blip r:embed="rId15"/>
+                    <a:blip r:embed="rId16"/>
                     <a:stretch>
                       <a:fillRect/>
                     </a:stretch>
@@ -2491,7 +2536,7 @@
           <w:i/>
           <w:sz w:val="17"/>
         </w:rPr>
-        <w:t>Fig. 7. End-to-end fine-tuning pipeline (data acquisition → preprocessing → stratified split → tokenization → fine-tuning → evaluation → deployment).</w:t>
+        <w:t>Fig. 8. End-to-end fine-tuning pipeline (data acquisition → preprocessing → stratified split → tokenization → fine-tuning → evaluation → deployment).</w:t>
       </w:r>
     </w:p>
     <w:p>

--- a/research paper/Retail_Ecommerce_Research_Paper.docx
+++ b/research paper/Retail_Ecommerce_Research_Paper.docx
@@ -180,6 +180,11 @@
     <w:p>
       <w:r>
         <w:t>The significance of meeting these objectives is twofold. Academically, the study contributes evidence on the feasibility of low-resource, domain-specific conversational AI — a counterpoint to the prevailing emphasis on scale. Practically, it offers small and mid-sized retailers a transparent, low-cost template for automating a substantial portion of their customer-support workload, while clarifying the limitations and safeguards that such a system would require before real deployment.</w:t>
+      </w:r>
+    </w:p>
+    <w:p>
+      <w:r>
+        <w:t>The remainder of this paper is organised as follows. Section II analyses the retail e-commerce industry — its support structure, the rise of conversational AI, and the market and regulatory context that shape the requirements for a deployable assistant. Section III reviews the relevant literature, from transformer and text-to-text foundations through instruction tuning, tokenization, efficient adaptation, and applied customer-service chatbot research, and identifies the gap this work addresses. Section IV details the methodology, covering data acquisition, preprocessing, tokenization, the fine-tuning setup, inference, deployment, and the evaluation metrics. Section V presents the experiments and results, including the quantitative comparison against the baseline, per-category and qualitative analysis, error analysis, and threats to validity. The Discussion then interprets these findings and their practical and ethical implications, and the Conclusion summarises the contribution and outlines future work.</w:t>
       </w:r>
     </w:p>
     <w:p>
@@ -2048,6 +2053,16 @@
     </w:p>
     <w:p>
       <w:r>
+        <w:t>It is worth situating fine-tuning against the alternative approaches a practitioner might consider. A purely prompt-based approach — taking a large general model and instructing it at inference time — avoids any training but incurs ongoing per-query cost, depends on an external provider, and offers less control over tone and format; the baseline results here show that without adaptation even a capable instruction-tuned model answers retail queries poorly. A rule-based or intent-classification system is cheap and predictable but brittle, since it must enumerate intents and responses by hand and generalises badly to unseen phrasings. Retrieval-augmented generation grounds answers in an external corpus and is excellent when the knowledge changes often, but it adds retrieval infrastructure and latency. Against these, fine-tuning a small model occupies an attractive middle ground for routine support: a one-time, low-cost training step yields a self-contained model that generalises across phrasings, runs locally without per-query fees, and is simple to operate — which is precisely why it was chosen for this study.</w:t>
+      </w:r>
+    </w:p>
+    <w:p>
+      <w:r>
+        <w:t>The approach should also generalise beyond retail e-commerce. The same recipe — take an instruction-tuned compact model, fine-tune it on a domain-specific instruction–response corpus, and evaluate against the un-tuned baseline — is domain-agnostic, and the Bitext family alone provides comparable datasets for many other verticals. The strong-on-structured, weaker-on-open-ended pattern observed here would likely recur, as would the out-of-scope behaviour, so the practical recipe and its caveats transfer along with the method. This suggests the contribution is not merely a single retail bot but a reusable, low-resource template for domain conversational AI.</w:t>
+      </w:r>
+    </w:p>
+    <w:p>
+      <w:r>
         <w:t>Future work follows directly from these limitations: adding out-of-scope detection and a human-handoff path, evaluating on real anonymised support logs with human ratings, comparing against larger models such as `flan-t5-base` to quantify the quality–cost curve, exploring parameter-efficient fine-tuning to lower training cost further, and extending the system to multi-turn dialogue and additional languages.</w:t>
       </w:r>
     </w:p>
@@ -2067,6 +2082,11 @@
     <w:p>
       <w:r>
         <w:t>The contribution of the work is a transparent and reproducible blueprint for low-resource, domain-specific conversational AI, together with an honest account of where it falls short — most notably its lack of out-of-scope awareness and its dependence on synthetic data and automatic metrics. Taken together, the results support a clear conclusion: for the routine, high-volume heart of retail customer support, model scale is far less important than focused domain adaptation, and capable assistants are well within reach of organisations with modest resources, provided appropriate safeguards are added before deployment.</w:t>
+      </w:r>
+    </w:p>
+    <w:p>
+      <w:r>
+        <w:t>More broadly, this work is a small piece of evidence for a useful counter-narrative to the "bigger is always better" trajectory of language modelling. For a bounded, well-defined task — and a great deal of real customer support is exactly that — a carefully fine-tuned compact model can deliver the quality that matters in production at a fraction of the cost, complexity, and external dependency of a large system. For practitioners working under real budget and data-governance constraints, that is an empowering result: meaningful conversational AI does not require frontier-scale infrastructure, only a clear task, suitable data, and a disciplined, reproducible pipeline of the kind documented here.</w:t>
       </w:r>
     </w:p>
     <w:p>

--- a/research paper/Retail_Ecommerce_Research_Paper.docx
+++ b/research paper/Retail_Ecommerce_Research_Paper.docx
@@ -57,21 +57,12 @@
     </w:p>
     <w:p>
       <w:r>
-        <w:t xml:space="preserve">Retail e-commerce generates an enormous and highly repetitive stream of customer-support requests — order tracking, refunds, cancellations, returns, delivery, and payment questions — that are costly to handle with human agents alone. While large language models can answer such queries well, their size and cost place them out of reach for many small and mid-sized retailers. This paper investigates whether a </w:t>
-      </w:r>
-      <w:r>
-        <w:rPr>
-          <w:i/>
-        </w:rPr>
-        <w:t>compact</w:t>
-      </w:r>
-      <w:r>
-        <w:t xml:space="preserve"> instruction-tuned language model can be fine-tuned to deliver accurate, on-topic customer-support responses while running on a single free-tier GPU. We fine-tune `google/flan-t5-small` (≈77M parameters) on the Bitext retail e-commerce customer-support dataset of 44,884 instruction–response pairs spanning 13 categories and 46 intents, training in full precision on a Google Colab T4 GPU. We evaluate the fine-tuned model against the un-tuned baseline on a held-out test set using ROUGE, BLEU, and BERTScore, and analyse performance per category.</w:t>
+        <w:t>Retail e-commerce produces a constant flood of support questions, and most of them repeat: where is my order, how do I return this, how do I get a refund. Handling that volume with people alone is expensive. Large language models can answer such questions well, but they are big and costly to run, which puts them out of reach for a lot of small and mid-sized retailers. In this paper I ask a simple question: can a small instruction-tuned model be fine-tuned to give accurate, on-topic support answers while running on a single free-tier GPU? To find out, I fine-tuned `google/flan-t5-small` (about 77M parameters) on the Bitext retail e-commerce support dataset, which holds 44,884 instruction–response pairs across 13 categories and 46 intents, training in full precision on a Google Colab T4. I then compared the fine-tuned model with the un-tuned baseline on a held-out test set using ROUGE, BLEU, and BERTScore, and looked at how it did category by category.</w:t>
       </w:r>
     </w:p>
     <w:p>
       <w:r>
-        <w:t>Fine-tuning produced large and consistent gains: ROUGE-L rose from 0.057 to 0.453 (roughly an eight-fold improvement), BLEU from 0.0 to 29.27, and BERTScore-F1 from 0.818 to 0.909, with the average response growing from 7 to 133 words of structured, actionable guidance. The model handled order, account, and cart intents most strongly and feedback intents least strongly, and we observed a characteristic over-generalisation failure on out-of-domain prompts, where the model still answered in support-agent style. The results show that a small, inexpensively-trainable model can cover the bulk of routine retail support intents, offering a practical and reproducible blueprint for low-resource conversational AI, and we discuss its limitations and the safeguards a production deployment would require.</w:t>
+        <w:t>The gains were large and consistent. ROUGE-L climbed from 0.057 to 0.453, roughly an eight-fold jump; BLEU went from 0.0 to 29.27; and BERTScore-F1 rose from 0.818 to 0.909. The average answer grew from a useless 7 words to a full 133 words of step-by-step guidance. The model did best on order, account, and cart questions and worst on feedback, and it showed one clear failure mode: when I asked it something outside retail support, it still replied like a support agent rather than recognising the question was off-topic. The takeaway is that a small, cheap-to-train model can handle most routine retail support, which makes it a practical and reproducible starting point for low-resource conversational AI. I also discuss where it falls short and the safeguards a real deployment would need.</w:t>
       </w:r>
     </w:p>
     <w:p>
@@ -115,17 +106,17 @@
     </w:p>
     <w:p>
       <w:r>
-        <w:t>Conversational AI has moved from a novelty to a mainstream channel for customer service. The global chatbot market reached roughly USD 7.76 billion in 2024 and is projected to grow to USD 27.29 billion by 2030, and customer service already accounts for the largest single share of that market [10]. Surveys report that a majority of consumers have interacted with a support chatbot in the past year and that automated agents can resolve a large fraction of routine inquiries without human involvement [16]. This momentum is built on a decade of progress in deep learning for language: the transformer architecture [1], transfer learning with text-to-text models such as T5 [2], and instruction tuning, which aligns models to follow natural-language requests [3]. Open platforms such as Hugging Face now make pre-trained models of this kind freely available, lowering the barrier to building domain-specific assistants.</w:t>
+        <w:t>Conversational AI has gone from a novelty to a normal part of customer service. The global chatbot market was worth around USD 7.76 billion in 2024 and is expected to reach USD 27.29 billion by 2030, and customer service is already its single biggest use [10]. Surveys back this up: most people have talked to a support chatbot in the past year, and automated agents now resolve a large share of routine questions on their own [16]. None of this happened overnight. It rests on a decade of progress in deep learning for language, starting with the transformer [1], moving through text-to-text transfer models like T5 [2], and arriving at instruction tuning, which teaches a model to follow plain-English requests [3]. Platforms such as Hugging Face now give anyone free access to these pre-trained models, so building a domain-specific assistant is no longer the preserve of big labs.</w:t>
       </w:r>
     </w:p>
     <w:p>
       <w:r>
-        <w:t>Retail e-commerce is an especially natural setting for these systems. Online shopping produces a continuous, high-volume flow of support requests, and a large share of them are repetitive and well-structured — "where is my order," "how do I return this," "how do I get a refund." Customers expect immediate, around-the-clock answers, which is difficult and expensive to provide with human agents alone. The motivation for this work is that, although large proprietary models can answer such questions, their computational and financial cost is prohibitive for many smaller retailers; a compact model that can be fine-tuned cheaply and run on modest hardware would make this capability far more accessible.</w:t>
+        <w:t>Retail e-commerce is a natural home for this kind of system. Online shopping throws off a steady, high-volume stream of support requests, and a lot of them are repetitive and predictable: where is my order, how do I return this, how do I get a refund. Customers expect an answer right away, at any hour, and meeting that with human staff alone is both slow and expensive. The problem I care about is the cost gap. Large proprietary models can answer these questions, but they are expensive to run, which rules them out for many smaller retailers. A small model that is cheap to fine-tune and runs on ordinary hardware would put the same capability within reach.</w:t>
       </w:r>
     </w:p>
     <w:p>
       <w:r>
-        <w:t>A further consideration motivates the focus on small models. The dominant trend in recent language-model research has been scale — larger models trained on more data — yet scale brings real costs in inference latency, hosting, energy use, and dependence on third-party APIs that may raise data-governance concerns for a retailer handling customer information. For a great many practical support tasks, however, the underlying problem is narrow and well-defined, and it is plausible that a small model specialised through fine-tuning can match the quality that matters in production without any of the overhead of a large general-purpose system. Testing that proposition, concretely and reproducibly, is the purpose of this study.</w:t>
+        <w:t>There is a second reason to focus on small models. Most recent attention has gone to scale, to ever-larger models trained on ever more data. Scale is not free, though. It costs latency, hosting, and energy, and it usually means sending customer data to a third-party API, which is awkward for a retailer that has to answer for how that data is handled. Yet many support tasks are narrow and well defined. For those, a small model that has been specialised by fine-tuning might deliver everything that matters in production without the overhead of a giant general-purpose system. That is the proposition I set out to test, concretely and reproducibly.</w:t>
       </w:r>
     </w:p>
     <w:p>
@@ -138,7 +129,7 @@
     </w:p>
     <w:p>
       <w:r>
-        <w:t xml:space="preserve">Most demonstrations of high-quality customer-support conversational AI rely on very large models or proprietary data and infrastructure. This leaves an open and practically important question: how well can a </w:t>
+        <w:t xml:space="preserve">Most impressive demonstrations of support chatbots lean on very large models or proprietary data and infrastructure. That leaves an open and genuinely practical question: how well can a </w:t>
       </w:r>
       <w:r>
         <w:rPr>
@@ -147,21 +138,12 @@
         <w:t>small</w:t>
       </w:r>
       <w:r>
-        <w:t>, openly available model perform on real domain-specific support tasks when it is fine-tuned under tight compute constraints? A small model that performs adequately would be reproducible, cheap to retrain, and deployable without specialised hardware — but it is not obvious in advance whether such a model can produce responses that are accurate and contextually relevant enough to be useful.</w:t>
+        <w:t>, openly available model do on a real domain task once it has been fine-tuned under tight compute limits? If a small model does the job, it is reproducible, cheap to retrain, and easy to deploy without special hardware. Whether it actually produces answers that are accurate and relevant enough to be useful is not obvious before you try it.</w:t>
       </w:r>
     </w:p>
     <w:p>
       <w:r>
-        <w:t xml:space="preserve">Concretely, this paper addresses the research question: </w:t>
-      </w:r>
-      <w:r>
-        <w:rPr>
-          <w:i/>
-        </w:rPr>
-        <w:t>Can a compact instruction-tuned language model (`flan-t5-small`) be fine-tuned on domain-specific retail e-commerce support data to deliver accurate, contextually relevant responses while operating within the limits of a single free-tier GPU?</w:t>
-      </w:r>
-      <w:r>
-        <w:t xml:space="preserve"> We also ask two supporting questions: how large is the improvement over the un-tuned baseline, and which categories of customer intent does such a model handle well or poorly?</w:t>
+        <w:t>So the central research question of this paper is this: can a compact instruction-tuned model, `flan-t5-small`, be fine-tuned on retail e-commerce support data to give accurate, contextually relevant answers while staying within the limits of a single free-tier GPU? Two follow-up questions come with it. How big is the improvement over the un-tuned baseline, and which kinds of customer intent does the model handle well or badly?</w:t>
       </w:r>
     </w:p>
     <w:p>
@@ -174,17 +156,17 @@
     </w:p>
     <w:p>
       <w:r>
-        <w:t>The objectives of this research are: (1) to build a clean, reproducible fine-tuning pipeline for retail e-commerce support data; (2) to fine-tune a compact instruction-tuned model, `flan-t5-small`, on that data within a 25-epoch, single-GPU budget; (3) to evaluate the fine-tuned model quantitatively against the un-tuned baseline using ROUGE, BLEU, and BERTScore on a held-out test set; (4) to analyse performance across the different categories of customer intent and inspect qualitative successes and failures; and (5) to deploy the model behind a simple interactive interface as a proof of concept.</w:t>
+        <w:t>My objectives were straightforward. First, build a clean, reproducible fine-tuning pipeline for retail support data. Second, fine-tune `flan-t5-small` on that data inside a single-GPU, 25-epoch budget. Third, measure it against the un-tuned baseline using ROUGE, BLEU, and BERTScore on a held-out test set. Fourth, break the results down by intent category and read through the actual outputs to see where the model succeeds and where it fails. Fifth, put the trained model behind a simple chat interface as a proof of concept.</w:t>
       </w:r>
     </w:p>
     <w:p>
       <w:r>
-        <w:t>The significance of meeting these objectives is twofold. Academically, the study contributes evidence on the feasibility of low-resource, domain-specific conversational AI — a counterpoint to the prevailing emphasis on scale. Practically, it offers small and mid-sized retailers a transparent, low-cost template for automating a substantial portion of their customer-support workload, while clarifying the limitations and safeguards that such a system would require before real deployment.</w:t>
+        <w:t>Why does this matter? On the academic side, it adds evidence about whether low-resource, domain-specific conversational AI is feasible, which cuts against the usual push toward scale. On the practical side, it gives a small or mid-sized retailer a clear, cheap template for automating a good chunk of their support load, along with an honest account of the limits and safeguards such a system needs before it goes live.</w:t>
       </w:r>
     </w:p>
     <w:p>
       <w:r>
-        <w:t>The remainder of this paper is organised as follows. Section II analyses the retail e-commerce industry — its support structure, the rise of conversational AI, and the market and regulatory context that shape the requirements for a deployable assistant. Section III reviews the relevant literature, from transformer and text-to-text foundations through instruction tuning, tokenization, efficient adaptation, and applied customer-service chatbot research, and identifies the gap this work addresses. Section IV details the methodology, covering data acquisition, preprocessing, tokenization, the fine-tuning setup, inference, deployment, and the evaluation metrics. Section V presents the experiments and results, including the quantitative comparison against the baseline, per-category and qualitative analysis, error analysis, and threats to validity. The Discussion then interprets these findings and their practical and ethical implications, and the Conclusion summarises the contribution and outlines future work.</w:t>
+        <w:t>The rest of the paper is laid out as follows. Section II looks at the retail e-commerce industry: its support structure, the rise of conversational AI, and the market and regulatory backdrop that sets the requirements for a deployable assistant. Section III reviews the related literature, from transformer and text-to-text foundations through instruction tuning, tokenization, efficient adaptation, and applied chatbot research, and pins down the gap I am filling. Section IV is the methodology, covering data, preprocessing, tokenization, the fine-tuning setup, inference, deployment, and the evaluation metrics. Section V reports the experiments and results, including the comparison with the baseline, the per-category and qualitative analysis, an error analysis, and threats to validity. The Discussion interprets all of it, and the Conclusion sums up the contribution and points to future work.</w:t>
       </w:r>
     </w:p>
     <w:p>
@@ -205,12 +187,12 @@
     </w:p>
     <w:p>
       <w:r>
-        <w:t>Retail e-commerce is now one of the largest and fastest-growing sectors of the global economy, with annual online retail revenue measured in the trillions of US dollars and double-digit yearly growth as hundreds of millions of new shoppers come online [11]. Growth on this scale changes the nature of customer service: every additional order, return, and delivery generates support contacts, and the total volume of those contacts rises in step with sales. The channel is also intensely competitive and largely self-service, so the quality and speed of support directly influence conversion, retention, and brand perception.</w:t>
+        <w:t>Retail e-commerce is one of the biggest and fastest-growing parts of the world economy, with online retail revenue in the trillions of dollars and double-digit annual growth as hundreds of millions of new shoppers come online [11]. That growth reshapes customer service. Every extra order, return, and delivery creates support contacts, so the support load climbs in lockstep with sales. The channel is also fiercely competitive and mostly self-service, which means the speed and quality of support feed straight into conversion, retention, and how a brand is perceived.</w:t>
       </w:r>
     </w:p>
     <w:p>
       <w:r>
-        <w:t>A defining feature of e-commerce support is that demand is continuous and global. Shoppers transact at all hours and across time zones and expect help to be available whenever they need it, not only during business hours. Meeting that expectation with human agents alone is costly and difficult to scale, which is precisely why automation has become a strategic priority rather than a convenience.</w:t>
+        <w:t>Another defining trait is that demand never stops. Shoppers buy at all hours and across time zones, and they expect help to be there when they need it, not just from nine to five. Covering that with human agents alone is expensive and hard to scale. That is the core reason automation has become a strategic priority rather than a nice-to-have.</w:t>
       </w:r>
     </w:p>
     <w:p>
@@ -223,12 +205,12 @@
     </w:p>
     <w:p>
       <w:r>
-        <w:t>The customer-support workload in e-commerce is dominated by a relatively small number of recurring request types. The dataset used in this study reflects this structure directly: its 44,884 queries fall into just 13 categories — among them ORDER, RETURNS, REFUNDS-related PAYMENT, DELIVERY, CART, ACCOUNT, and PRODUCT — and 46 fine-grained intents such as `track_order`, `cancel_order`, `get_refund`, `change_shipping_address`, and `place_order`. Because so much of the volume is concentrated in a handful of predictable intents, a large fraction of support contacts are, in principle, automatable.</w:t>
+        <w:t>A small number of request types dominate the e-commerce support workload, and the dataset I used mirrors that exactly. Its 44,884 queries fall into just 13 categories, among them ORDER, RETURNS, PAYMENT, DELIVERY, CART, ACCOUNT, and PRODUCT, and 46 finer-grained intents such as `track_order`, `cancel_order`, `get_refund`, `change_shipping_address`, and `place_order`. Because the volume piles up in a handful of predictable intents, a large share of support contacts can in principle be automated.</w:t>
       </w:r>
     </w:p>
     <w:p>
       <w:r>
-        <w:t>The challenges are equally clear. Support teams must handle high and spiky volumes, maintain consistency and accuracy across agents, operate 24/7, and do so under cost pressure. Human-only operations struggle on all four fronts simultaneously: hiring and training are expensive, quality varies between agents, and round-the-clock coverage is hard to sustain. These pressures create a strong incentive to deflect routine, well-structured queries to an automated system so that human agents can focus on the complex, sensitive, or high-value cases that genuinely require them.</w:t>
+        <w:t>The challenges are just as clear. Support teams deal with high and uneven volumes, have to stay consistent and accurate across many agents, need to run around the clock, and have to do it under constant cost pressure. Human-only operations strain on every one of those fronts at once: hiring and training cost money, quality drifts from agent to agent, and 24/7 coverage is hard to keep up. All of that is a strong argument for handing the routine, well-structured queries to an automated system and keeping people for the complex, sensitive, or high-value cases that really need them.</w:t>
       </w:r>
     </w:p>
     <w:p>
@@ -241,12 +223,12 @@
     </w:p>
     <w:p>
       <w:r>
-        <w:t>Conversational AI has emerged as the leading response to these pressures. Adoption has accelerated sharply: the chatbot market has grown several-fold in recent years, customer service represents its largest application, and a majority of consumers now report having used a support chatbot [10], [16]. Recent research has moved from rule-based and retrieval systems toward fine-tuned transformer models and generative assistants, with work specifically targeting intent understanding and FAQ handling in customer-care settings [7], [8]. The trajectory is from scripted flows toward models that can interpret a free-text request and generate a fluent, relevant answer.</w:t>
+        <w:t>Conversational AI has become the main answer to these pressures. Adoption has shot up: the chatbot market has grown several times over in a few years, customer service is its largest application, and most consumers now say they have used a support chatbot [10], [16]. Research has shifted along with practice, moving away from rule-based and retrieval systems toward fine-tuned transformers and generative assistants, with recent work aimed squarely at intent understanding and FAQ handling in customer care [7], [8]. The direction of travel is clear: from scripted flows toward models that read a free-text request and write a fluent, relevant reply.</w:t>
       </w:r>
     </w:p>
     <w:p>
       <w:r>
-        <w:t>This shift matters for retailers because generative, fine-tuned models generalise across the many phrasings customers use for the same underlying intent, rather than depending on exact keyword matches. Studies of customer feedback and support in e-commerce report that transformer-based models deliver strong performance and adapt to a domain with comparatively little data [7]. The present work sits squarely in this line: it applies a fine-tuned, instruction-tuned transformer to retail support, but deliberately chooses the smallest practical model to test the low-cost end of this design space.</w:t>
+        <w:t>This matters to retailers because a fine-tuned generative model copes with the many ways customers phrase the same request, instead of relying on exact keyword matches. Studies of customer feedback and support in e-commerce report that transformer models perform strongly and adapt to a new domain with relatively little data [7]. My work sits right in this line, but I take it to the low-cost extreme by deliberately choosing the smallest practical model.</w:t>
       </w:r>
     </w:p>
     <w:p>
@@ -259,12 +241,12 @@
     </w:p>
     <w:p>
       <w:r>
-        <w:t>For an e-commerce business, the value of an effective support assistant is concrete. By absorbing a large share of routine, repetitive queries, it reduces cost-per-contact, shortens response times to near-instant, provides consistent answers, and scales to demand spikes without proportional hiring — all while freeing human agents for the cases that need empathy and judgement. Faster, more reliable support in turn supports conversion and retention, making the assistant a revenue lever and not merely a cost-saving tool.</w:t>
+        <w:t>For an e-commerce business the value of a good support assistant is concrete. By soaking up routine, repetitive questions it cuts cost per contact, drops response times to near-instant, keeps answers consistent, and scales with demand spikes without a matching rise in headcount, all while freeing agents for the cases that need empathy and judgement. Faster, steadier support also helps conversion and retention, so the assistant earns revenue rather than only saving cost.</w:t>
       </w:r>
     </w:p>
     <w:p>
       <w:r>
-        <w:t>To deliver this value, however, an industry-grade assistant must meet several requirements: accuracy and relevance on domain-specific intents, low and predictable latency, affordability to build and operate, and safe handling of out-of-scope or sensitive requests. The research reported here addresses the first three requirements directly — demonstrating accurate, relevant responses from an inexpensive, single-GPU model — and surfaces the fourth as a key limitation, since a narrowly fine-tuned model can answer confidently even when a question falls outside its domain. This gap between strong in-domain performance and unsafe out-of-domain behaviour frames the requirements that the remainder of the paper investigates and discusses.</w:t>
+        <w:t>Delivering that value comes with requirements, though. An industry-grade assistant has to be accurate and relevant on the domain's intents, fast and predictable, affordable to build and run, and safe when it meets an out-of-scope or sensitive request. This study tackles the first three head-on by showing accurate, relevant answers from a cheap single-GPU model. The fourth shows up as a real limitation: a model fine-tuned narrowly will answer confidently even when the question is outside its domain. That gap between strong in-domain performance and unsafe out-of-domain behaviour is the thread I pick up later in the paper.</w:t>
       </w:r>
     </w:p>
     <w:p>
@@ -277,12 +259,12 @@
     </w:p>
     <w:p>
       <w:r>
-        <w:t>Several converging trends make this an opportune moment for compact support assistants. First, customer expectations have shifted decisively toward instant, self-service resolution: shoppers increasingly prefer to resolve simple issues themselves rather than wait in a queue, and a support experience that is slow or inconsistent is a direct cause of cart abandonment and churn. Second, the channels through which support is delivered have multiplied — web chat, mobile apps, messaging platforms, and social media — so the same underlying intents must be served consistently across many surfaces, which favours a single model over many hand-built scripts. Third, the open-model ecosystem has matured: high-quality pre-trained models and curated datasets are now freely available under permissive licences, lowering the barrier to entry for any organisation that can run a single GPU.</w:t>
+        <w:t>A few trends line up to make this a good moment for compact support assistants. Customer expectations have tilted hard toward instant, self-service resolution; shoppers would rather fix a simple problem themselves than wait in a queue, and a slow or inconsistent experience pushes them toward abandoned carts and churn. Support is also delivered across more channels than ever, web chat, mobile apps, messaging platforms, social media, so the same set of intents has to be served the same way everywhere, which favours one model over a pile of hand-written scripts. And the open-model ecosystem has grown up: strong pre-trained models and curated datasets are available for free under permissive licences, so the barrier to entry is now little more than access to a single GPU.</w:t>
       </w:r>
     </w:p>
     <w:p>
       <w:r>
-        <w:t>At the same time, the competitive dynamics of the sector reward efficiency. Margins in retail are thin, support is a cost centre rather than a profit centre, and the marginal value of automating a routine ticket is well understood by operators. This creates strong demand for solutions whose total cost of ownership is low — not only the headline model quality but the cost to train, host, monitor, and update the system as catalogues and policies change. A compact model that a small team can retrain on free or low-cost infrastructure aligns precisely with these market pressures, which is why the low-resource framing of this study has direct commercial relevance and is not merely an academic constraint.</w:t>
+        <w:t>The economics push the same way. Retail margins are thin, support is a cost centre, and operators understand the value of automating a routine ticket. That creates real demand for solutions with a low total cost of ownership, not just good headline quality but cheap to train, host, monitor, and update as catalogues and policies change. A compact model that a small team can retrain on free or low-cost infrastructure fits those pressures neatly, which is why the low-resource angle of this study is commercially relevant and not just an academic constraint.</w:t>
       </w:r>
     </w:p>
     <w:p>
@@ -295,12 +277,12 @@
     </w:p>
     <w:p>
       <w:r>
-        <w:t>Deploying conversational AI in retail also takes place within a tightening regulatory environment. Data-protection regimes such as the GDPR and analogous consumer-privacy laws impose obligations on how customer data is collected, processed, and stored, and they constrain the casual transmission of personal information to third-party model providers. Consumer-protection rules likewise make a retailer accountable for the commitments its automated agent appears to make — for example, statements about refunds, delivery dates, or pricing — so an assistant that answers confidently but incorrectly is a compliance risk, not only a quality problem.</w:t>
+        <w:t>Deploying conversational AI in retail also happens inside a tightening regulatory environment. Data-protection rules like the GDPR, and similar privacy laws elsewhere, set obligations on how customer data is collected, processed, and stored, and they make it risky to casually ship personal information off to a third-party model provider. Consumer-protection rules add another layer: a retailer is accountable for the promises its automated agent appears to make, whether about refunds, delivery dates, or prices. An assistant that answers confidently but wrongly is therefore a compliance problem, not just a quality one.</w:t>
       </w:r>
     </w:p>
     <w:p>
       <w:r>
-        <w:t>These considerations shape the requirements for a responsible deployment and reinforce two themes of this paper. The use of a synthetic, openly licensed dataset means the present study involves no personal data, sidestepping privacy concerns at the research stage; and the ability to fine-tune and host a small model in-house, rather than sending queries to an external API, is itself attractive from a data-governance standpoint. The out-of-scope behaviour analysed later in the paper is, in this light, a regulatory as much as a technical concern, since it bears directly on whether an automated agent can be trusted to stay within the bounds of what it is authorised to say.</w:t>
+        <w:t>These points shape what a responsible deployment looks like, and they reinforce two themes of this paper. Because the dataset I used is synthetic and openly licensed, the study itself touches no personal data and sidesteps privacy concerns at the research stage. And the option to fine-tune and host a small model in-house, rather than sending every query to an external API, is itself attractive for data governance. Seen this way, the out-of-scope behaviour I analyse later is as much a regulatory concern as a technical one, because it goes to whether an automated agent can be trusted to stay within what it is allowed to say.</w:t>
       </w:r>
     </w:p>
     <w:p>
@@ -313,7 +295,7 @@
     </w:p>
     <w:p>
       <w:r>
-        <w:t>Mapping the above onto the study's design, the research targets the requirements that matter most to a resource-constrained retailer. It demonstrates that the dominant, high-volume intents can be handled accurately by an inexpensive model; it quantifies the quality gain precisely so that operators can judge fitness for purpose; it reports per-category strengths and weaknesses so that automation can be rolled out where it is safe and humans retained where it is not; and it documents the limitations and safeguards — out-of-scope detection, human fallback — that a compliant production system would require. In short, the work is framed throughout around the practical and regulatory realities of the industry it serves.</w:t>
+        <w:t>Putting all of this together, the study is aimed at the requirements that matter most to a retailer with limited resources. It shows that the dominant, high-volume intents can be handled accurately by a cheap model; it measures the quality gain precisely so an operator can judge whether it is good enough; it reports per-category strengths and weaknesses so automation can be rolled out where it is safe and people kept where it is not; and it spells out the limitations and safeguards, out-of-scope detection and human fallback, that a compliant production system would need. The whole project is framed around the practical and regulatory realities of the industry it serves.</w:t>
       </w:r>
     </w:p>
     <w:p>
@@ -334,7 +316,7 @@
     </w:p>
     <w:p>
       <w:r>
-        <w:t>The work in this paper draws on three strands of prior research: the deep-learning architectures that make modern language generation possible, the instruction-tuning techniques that adapt those architectures to follow user requests, and the growing body of applied work on conversational AI for customer service. This section reviews each strand, then turns to how dialogue systems are evaluated, before identifying the gap that the present study addresses. Throughout, the aim is not an exhaustive survey but a focused account of the results this study builds on and departs from.</w:t>
+        <w:t>This paper builds on three lines of earlier work: the deep-learning architectures that make modern text generation possible, the instruction-tuning methods that get those architectures to follow user requests, and the applied research on conversational AI for customer service. I review each in turn, then look at how dialogue systems are evaluated, and finish by naming the gap I aim to fill. The goal here is not a complete survey but a focused account of what I build on and where I depart from it.</w:t>
       </w:r>
     </w:p>
     <w:p>
@@ -347,12 +329,12 @@
     </w:p>
     <w:p>
       <w:r>
-        <w:t>The transformer architecture introduced by Vaswani et al. replaced recurrence with self-attention and became the foundation for essentially all subsequent large language models, enabling models to capture long-range dependencies and train efficiently in parallel [1]. Building on this, Raffel et al. proposed the Text-to-Text Transfer Transformer (T5), which reframes every NLP task — translation, summarisation, question answering — as mapping an input string to an output string [2]. This unified text-to-text view is directly relevant here: customer support can be cast as exactly such a mapping, from a customer's question to a support response.</w:t>
+        <w:t>The transformer, introduced by Vaswani et al., dropped recurrence in favour of self-attention and became the backbone of essentially every large language model since, because it captures long-range dependencies and trains efficiently in parallel [1]. Raffel et al. built on it with the Text-to-Text Transfer Transformer, or T5, which recasts every NLP task, translation, summarisation, question answering, as turning one string into another [2]. That framing is exactly what I rely on: customer support is just a mapping from a customer's question to a support answer.</w:t>
       </w:r>
     </w:p>
     <w:p>
       <w:r>
-        <w:t>T5's encoder–decoder design is well suited to this generation task because it conditions a decoder on a fully encoded representation of the input query. The model family is available in a range of sizes, which is what makes a low-resource study like this one possible: the smallest variant retains the same architecture and pre-training recipe as its larger siblings while fitting comfortably on a single consumer GPU. This study uses that smallest practical variant deliberately, to probe the lower bound of the compute–quality trade-off.</w:t>
+        <w:t>T5's encoder–decoder design suits this generation task well, since the decoder is conditioned on a full encoding of the input query. The family also comes in several sizes, and that is what makes a low-resource study like mine possible. The smallest variant keeps the same architecture and pre-training recipe as its larger siblings but fits comfortably on a single consumer GPU. I chose that smallest practical variant on purpose, to probe the bottom end of the compute–quality trade-off.</w:t>
       </w:r>
     </w:p>
     <w:p>
@@ -365,12 +347,12 @@
     </w:p>
     <w:p>
       <w:r>
-        <w:t>A key development on top of T5 is instruction tuning. Chung et al. showed that fine-tuning language models on a large collection of tasks phrased as natural-language instructions — the FLAN recipe — substantially improves their ability to follow new instructions, including in a zero-shot setting [3]. The `flan-t5` models used in this paper are the product of that recipe, which is why even the un-tuned baseline can attempt a coherent answer to a support question, and why a relatively short domain fine-tune is enough to specialise the model sharply.</w:t>
+        <w:t>The big step on top of T5 is instruction tuning. Chung et al. showed that fine-tuning a model on a huge collection of tasks written as natural-language instructions, the FLAN recipe, sharply improves its ability to follow new instructions, even ones it has never seen [3]. The `flan-t5` models I use come out of that recipe, which is why even the un-tuned baseline can make a reasonable attempt at a support question, and why a fairly short domain fine-tune is enough to specialise it.</w:t>
       </w:r>
     </w:p>
     <w:p>
       <w:r>
-        <w:t>This matters for the research problem because instruction-tuned compact models begin from a stronger starting point than a vanilla pre-trained model of the same size. Related work on customer-feedback and support modelling has likewise observed that transformer models adapt to a new domain with comparatively little data [7]. Together these findings motivate the central bet of this study: that a small, already instruction-tuned model can be pushed to strong domain performance with a modest, single-GPU fine-tune.</w:t>
+        <w:t>This matters for my research question because an instruction-tuned compact model starts from a much stronger place than a plain pre-trained model of the same size. Work on customer feedback and support modelling has reported the same thing: transformer models adapt to a new domain with relatively little data [7]. Put together, these results are the bet behind this study, that a small model which has already been instruction-tuned can be pushed to strong domain performance with a modest single-GPU fine-tune.</w:t>
       </w:r>
     </w:p>
     <w:p>
@@ -383,12 +365,12 @@
     </w:p>
     <w:p>
       <w:r>
-        <w:t>Applied research on support chatbots has moved steadily from rule-based and retrieval systems toward learned, generative models. Recent work on context-aware natural-language understanding for customer-service chatbots fine-tunes transformer models for intent classification and shows that incorporating contextual cues improves understanding when user utterances are short or vague — a common situation in support [7]. Other recent work examines deploying generative assistants such as ChatGPT for FAQ handling, detailing both the gains from fine-tuning and integration with knowledge bases and the practical and ethical challenges that arise [8].</w:t>
+        <w:t>Applied work on support chatbots has moved steadily from rule-based and retrieval systems toward learned, generative ones. Recent work on context-aware language understanding for customer-service chatbots fine-tunes transformers for intent classification and shows that adding contextual cues helps when a user's message is short or vague, which happens a lot in support [7]. Other recent work looks at putting generative assistants such as ChatGPT to work on FAQs, and walks through both the gains from fine-tuning and knowledge-base integration and the practical and ethical snags that come with it [8].</w:t>
       </w:r>
     </w:p>
     <w:p>
       <w:r>
-        <w:t>This applied literature consistently reports that fine-tuned transformers generalise across the many ways customers phrase the same request, outperforming keyword-based approaches, and that domain adaptation yields large quality gains. However, much of this work either targets a narrow sub-task (such as intent classification) or relies on large generative models. The present study complements it by fine-tuning a small end-to-end generative model to produce the full support response, and by reporting the concrete trade-offs that result.</w:t>
+        <w:t>Across this literature the same point keeps coming up: fine-tuned transformers handle the many ways customers phrase a request and beat keyword-based methods, and domain adaptation buys large quality gains. But much of this work either focuses on one narrow sub-task, like intent classification, or leans on large generative models. My study complements it by fine-tuning a small end-to-end model that writes the whole support reply, and by reporting the trade-offs that come with that choice.</w:t>
       </w:r>
     </w:p>
     <w:p>
@@ -401,12 +383,12 @@
     </w:p>
     <w:p>
       <w:r>
-        <w:t>Because support responses are generated text, this study evaluates them with established automatic metrics. ROUGE measures n-gram and longest-common-subsequence overlap with reference text and is standard for summarisation and generation [12]; BLEU measures n-gram precision and originated in machine translation [13]. Both are surface-overlap metrics, so they are complemented here by BERTScore, which compares contextual embeddings and therefore credits semantically correct answers that use different wording [14]. Using all three gives a more rounded picture than any single metric.</w:t>
+        <w:t>Since support replies are generated text, I evaluate them with established automatic metrics. ROUGE measures n-gram and longest-common-subsequence overlap with a reference and is standard for summarisation and generation [12]; BLEU measures n-gram precision and comes from machine translation [13]. Both look only at surface overlap, so I pair them with BERTScore, which compares contextual embeddings and so gives credit to a correct answer worded differently from the reference [14]. Using all three paints a fuller picture than any one of them alone.</w:t>
       </w:r>
     </w:p>
     <w:p>
       <w:r>
-        <w:t>It is widely acknowledged in the literature that these automatic metrics are proxies and do not fully capture human judgements of helpfulness or correctness. This study therefore pairs them with a qualitative inspection of model outputs, an approach common in applied dialogue research, and treats the limitation of automatic evaluation explicitly in the discussion.</w:t>
+        <w:t>The literature is candid that these automatic metrics are stand-ins and do not fully capture whether a human finds an answer helpful or correct. So I pair them with a hands-on read of the model's outputs, which is common practice in applied dialogue work, and I treat the limits of automatic evaluation openly in the discussion.</w:t>
       </w:r>
     </w:p>
     <w:p>
@@ -419,12 +401,12 @@
     </w:p>
     <w:p>
       <w:r>
-        <w:t>The text-to-text formulation rests on the sequence-to-sequence paradigm introduced by Sutskever et al., in which an encoder compresses an input sequence into a representation that a decoder expands into an output sequence [17]. Modern systems realise this with the transformer rather than recurrent networks, but the conceptual framing — map a source sequence to a target sequence — is the same one this study uses to turn a customer query into a support response. The quality of such models depends heavily on how text is segmented into tokens, since a fixed vocabulary cannot enumerate every possible word.</w:t>
+        <w:t>The text-to-text formulation rests on the sequence-to-sequence idea from Sutskever et al., where an encoder compresses an input sequence into a representation and a decoder expands it into an output sequence [17]. Modern systems do this with transformers rather than recurrent networks, but the framing, map a source sequence to a target sequence, is the same one I use to turn a query into a reply. How well these models work depends a lot on how text is split into tokens, since no fixed vocabulary can list every possible word.</w:t>
       </w:r>
     </w:p>
     <w:p>
       <w:r>
-        <w:t>Subword tokenization solves this. Byte-pair encoding builds a vocabulary of frequent character sequences so that rare or unseen words are represented as combinations of known sub-units [18], and the SentencePiece method generalises this into a language-independent tokenizer that operates directly on raw text [19]. FLAN-T5 uses a SentencePiece tokenizer, which is why it gracefully handles the product names, order codes, and placeholder slots that appear in retail support text without an explosion of out-of-vocabulary tokens. This study inherits that tokenizer unchanged.</w:t>
+        <w:t>Subword tokenization is the fix. Byte-pair encoding builds a vocabulary of frequent character sequences so rare or unseen words become combinations of known pieces [18], and SentencePiece turns this into a language-independent tokenizer that works straight on raw text [19]. FLAN-T5 uses a SentencePiece tokenizer, which is why it handles the product names, order codes, and placeholder slots in retail support text without drowning in out-of-vocabulary tokens. I kept that tokenizer as it came.</w:t>
       </w:r>
     </w:p>
     <w:p>
@@ -437,12 +419,12 @@
     </w:p>
     <w:p>
       <w:r>
-        <w:t>A growing body of work addresses how to adapt large models cheaply, which is directly relevant to the low-resource framing of this study. Knowledge distillation and the release of deliberately small pre-trained variants make it possible to run capable models on modest hardware, while parameter-efficient fine-tuning methods such as Low-Rank Adaptation (LoRA) update only a small set of injected parameters rather than the full network, sharply reducing the memory needed to specialise a model [20]. This study takes the simplest point on that spectrum — full fine-tuning of an already-small model — precisely because it is the most transparent and reproducible baseline against which such efficiency techniques can later be compared.</w:t>
+        <w:t>There is a growing body of work on adapting large models cheaply, and it speaks directly to my low-resource framing. Knowledge distillation and the release of deliberately small pre-trained variants make it possible to run capable models on modest hardware, and parameter-efficient methods such as Low-Rank Adaptation update only a small set of injected parameters instead of the whole network, which cuts the memory needed to specialise a model [20]. I take the simplest point on that spectrum, full fine-tuning of an already-small model, precisely because it is the clearest and most reproducible baseline for those efficiency techniques to be compared against later.</w:t>
       </w:r>
     </w:p>
     <w:p>
       <w:r>
-        <w:t>An alternative to fine-tuning is retrieval-augmented generation, in which a model is grounded at inference time on passages retrieved from an external store [21], typically using dense sentence embeddings such as those from Sentence-BERT [22]. Retrieval reduces hallucination on knowledge-intensive queries and allows a system to be updated by changing the corpus rather than retraining. This study deliberately does not use retrieval: its aim is to isolate and measure what fine-tuning alone achieves for a compact model on routine support intents, leaving retrieval augmentation as a clearly identified avenue for future work rather than a confound in the present evaluation.</w:t>
+        <w:t>The other main alternative to fine-tuning is retrieval-augmented generation, which grounds a model at inference time on passages pulled from an external store [21], usually with dense sentence embeddings like Sentence-BERT's [22]. Retrieval cuts hallucination on knowledge-heavy queries and lets you update a system by editing the corpus instead of retraining. I deliberately leave retrieval out. The point of this study is to isolate and measure what fine-tuning alone gets a compact model on routine support intents, so retrieval stays a clearly marked direction for future work rather than a confound in this evaluation.</w:t>
       </w:r>
     </w:p>
     <w:p>
@@ -455,7 +437,7 @@
     </w:p>
     <w:p>
       <w:r>
-        <w:t>Two gaps emerge from this review. First, demonstrations of high-quality support conversational AI tend to rely on large or proprietary models, leaving the low-resource end of the design space — small, open, cheaply-trainable models — comparatively under-reported, especially for retail e-commerce specifically. Second, much applied work isolates a single sub-task such as intent detection rather than evaluating an end-to-end model that generates the complete customer-facing response, and it less often reports per-category behaviour or characteristic failure modes that practitioners need to anticipate.</w:t>
+        <w:t>Two gaps come out of this review. First, most demonstrations of strong support conversational AI lean on large or proprietary models, so the low-resource end of the design space, small, open, cheap-to-train models, is comparatively under-reported, and especially so for retail e-commerce. Second, a lot of applied work isolates a single sub-task such as intent detection rather than evaluating an end-to-end model that writes the full customer-facing reply, and it rarely reports per-category behaviour or the characteristic failure modes a practitioner needs to see coming.</w:t>
       </w:r>
     </w:p>
     <w:p>
@@ -468,7 +450,7 @@
     </w:p>
     <w:p>
       <w:r>
-        <w:t>This study addresses both gaps. It fine-tunes a single, compact, openly available instruction-tuned model end-to-end on a retail e-commerce support corpus under a strict single-GPU budget, and reports a complete picture of the outcome: quantitative gains over the baseline across three complementary metrics, a per-category breakdown of where the model is strong and weak, and an honest account of its out-of-domain failure behaviour. The contribution is therefore a practical, reproducible reference point for low-resource domain conversational AI, rather than a new architecture.</w:t>
+        <w:t>This study goes after both gaps. I fine-tune a single, compact, openly available instruction-tuned model end-to-end on a retail e-commerce support corpus under a strict single-GPU budget, and I report the whole picture: the quantitative gains over the baseline across three complementary metrics, a per-category breakdown of where the model is strong and weak, and an honest look at how it behaves out of domain. The contribution, then, is a practical, reproducible reference point for low-resource domain conversational AI, not a new architecture.</w:t>
       </w:r>
     </w:p>
     <w:p>
@@ -489,12 +471,12 @@
     </w:p>
     <w:p>
       <w:r>
-        <w:t>The study uses the Bitext retail e-commerce customer-support dataset, obtained from Hugging Face under the CDLA-Sharing-1.0 licence [9]. It contains 44,884 instruction–response pairs, where each instruction is a customer query and each response is a corresponding support answer, annotated with one of 13 categories and one of 46 fine-grained intents. The categories span the full breadth of e-commerce support — ACCOUNT, APP_WEBSITE, CART, CONTACT, DELIVERY, FEEDBACK, ORDER, PAYMENT, PRODUCT, RETURNS, SALES, STORE, and USER — while the intents capture specific actions such as `track_order`, `cancel_order`, `get_refund`, and `change_shipping_address`.</w:t>
+        <w:t>I used the Bitext retail e-commerce customer-support dataset, pulled from Hugging Face under the CDLA-Sharing-1.0 licence [9]. It holds 44,884 instruction–response pairs, each one a customer query paired with a support answer, and each tagged with one of 13 categories and one of 46 finer intents. The categories cover the full spread of e-commerce support, ACCOUNT, APP_WEBSITE, CART, CONTACT, DELIVERY, FEEDBACK, ORDER, PAYMENT, PRODUCT, RETURNS, SALES, STORE, and USER, while the intents pin down specific actions like `track_order`, `cancel_order`, `get_refund`, and `change_shipping_address`.</w:t>
       </w:r>
     </w:p>
     <w:p>
       <w:r>
-        <w:t>A practical and ethical advantage of this dataset is that it is synthetically generated rather than scraped from real customers, so it contains no personally identifiable information. The responses include explicit placeholder slots (for example, an order-number token) where a live system would inject real values; these were retained during training so that the model learns the surrounding response structure. The full dataset was also saved alongside the trained model to keep the experiment reproducible.</w:t>
+        <w:t>One thing I liked about this dataset, both practically and ethically, is that it is synthetically generated rather than scraped from real customers, so it carries no personally identifiable information. The responses keep explicit placeholder slots, an order-number token for instance, where a live system would drop in real values; I left those in during training so the model learns the structure around them. I also saved the full dataset alongside the trained model to keep the experiment reproducible.</w:t>
       </w:r>
     </w:p>
     <w:p>
@@ -507,12 +489,12 @@
     </w:p>
     <w:p>
       <w:r>
-        <w:t>Preprocessing reduced the raw data to clean input–output pairs. Rows with missing or empty instruction or response fields were removed, exact duplicate pairs were dropped, and the two relevant columns were renamed to `input` and `output` to define the sequence-to-sequence task. This left a clean corpus of instruction–response examples while preserving the category labels needed for the later per-category analysis.</w:t>
+        <w:t>Preprocessing came down to turning the raw data into clean input–output pairs. I dropped rows with a missing or empty instruction or response, removed exact duplicate pairs, and renamed the two columns I needed to `input` and `output` to set up the sequence-to-sequence task. That left a clean set of instruction–response examples while keeping the category labels I would need later for the per-category analysis.</w:t>
       </w:r>
     </w:p>
     <w:p>
       <w:r>
-        <w:t>The cleaned data was split into training, validation, and test sets in an 80/10/10 ratio, stratified by category so that every split preserves the same mix of support topics. A fixed random seed of 42 was used for the split and for all subsequent randomised operations, so the entire pipeline is reproducible. Because the corpus is synthetic and well-formed, the cleaning stage removed no rows in practice — all 44,884 pairs survived — which is itself a useful property for reproducibility. The loading, cleaning, and splitting steps are summarised below.</w:t>
+        <w:t>I split the clean data 80/10/10 into training, validation, and test sets, stratified by category so each split keeps the same mix of topics, and I fixed the random seed at 42 for the split and everything else random so the whole pipeline reproduces. Worth noting: because the corpus is synthetic and well-formed, the cleaning steps removed nothing in practice, all 44,884 pairs survived, which is itself handy for reproducibility. The loading, cleaning, and splitting steps look like this.</w:t>
       </w:r>
     </w:p>
     <w:p>
@@ -557,12 +539,12 @@
     </w:p>
     <w:p>
       <w:r>
-        <w:t>Inputs and outputs were tokenized with the `flan-t5-small` tokenizer (a SentencePiece model). Token-length analysis of the corpus guided the maximum-length settings: inputs were capped at 128 tokens and outputs at 256 tokens, which covers the large majority of examples while keeping memory use within the GPU budget. Sequences were truncated to these limits and padded to a fixed length.</w:t>
+        <w:t>I tokenized inputs and outputs with the `flan-t5-small` tokenizer, which is a SentencePiece model. A look at the token lengths in the corpus set the maximum-length choices: I capped inputs at 128 tokens and outputs at 256, which covers most examples while keeping memory inside the GPU budget. Anything longer was truncated, and everything was padded to a fixed length.</w:t>
       </w:r>
     </w:p>
     <w:p>
       <w:r>
-        <w:t>A standard but important detail was applied to the target labels: padding positions in the labels were replaced with the value −100, which instructs the loss function to ignore them. This prevents the model from being rewarded for predicting padding tokens and ensures the loss reflects only the genuine response content. The tokenization function is summarised below.</w:t>
+        <w:t>One detail on the target labels matters. I replaced the padding positions in the labels with −100, which tells the loss to ignore them. Without that the model would get rewarded for predicting padding; with it, the loss reflects only the real response content. The tokenization function looks like this.</w:t>
       </w:r>
     </w:p>
     <w:p>
@@ -601,17 +583,17 @@
     </w:p>
     <w:p>
       <w:r>
-        <w:t>The base model is `google/flan-t5-small`, an encoder–decoder transformer of roughly 77 million parameters. Architecturally, it consists of a stack of transformer encoder layers that read the tokenized customer query and a stack of decoder layers that generate the response token by token, each layer combining multi-head self-attention with feed-forward sub-layers and using the relative position scheme of the T5 family. The encoder builds a contextual representation of the entire input, and the decoder attends to that representation through cross-attention while also attending to the tokens it has already produced, which is what allows it to generate coherent, multi-sentence answers conditioned on the question. Crucially, the weights are not random at the start of fine-tuning: they already encode the instruction-following behaviour learned during the FLAN pre-training, and fine-tuning adjusts them toward the specific style and content of retail support responses.</w:t>
+        <w:t>The base model is `google/flan-t5-small`, an encoder–decoder transformer of about 77 million parameters. Under the hood it is a stack of encoder layers that read the tokenized query and a stack of decoder layers that produce the answer one token at a time, with each layer mixing multi-head self-attention and feed-forward sub-layers and using the T5 family's relative-position scheme. The encoder builds a representation of the whole input, and the decoder attends to that through cross-attention while also attending to the tokens it has already written, which is what lets it produce coherent, multi-sentence answers tied to the question. The weights are not random when fine-tuning starts; they already carry the instruction-following behaviour from FLAN pre-training, and fine-tuning nudges them toward the style and content of retail support.</w:t>
       </w:r>
     </w:p>
     <w:p>
       <w:r>
-        <w:t>Fine-tuning was performed with the Hugging Face `Seq2SeqTrainer` on a single Google Colab T4 GPU. The training objective is the standard sequence-to-sequence cross-entropy loss: at each output position the model predicts a probability distribution over the vocabulary, and the loss penalises the negative log-probability of the correct next token, averaged over all non-padding positions of the target response. A notable engineering decision was to train in full 32-bit precision: FLAN-T5 is numerically unstable in 16-bit floating point and produces NaN losses, and the T4 does not support bfloat16, so FP32 was the only stable option on this hardware.</w:t>
+        <w:t>I ran the fine-tuning with Hugging Face's `Seq2SeqTrainer` on a single Google Colab T4. The objective is the usual sequence-to-sequence cross-entropy loss: at each output position the model predicts a distribution over the vocabulary, and the loss is the negative log-probability of the correct next token, averaged over the non-padding positions of the target. One engineering choice is worth calling out. I trained in full 32-bit precision because FLAN-T5 is numerically unstable in 16-bit and produces NaN losses, and the T4 has no bfloat16 support, so FP32 was the only thing that trained cleanly on this hardware.</w:t>
       </w:r>
     </w:p>
     <w:p>
       <w:r>
-        <w:t>The main hyperparameters were a learning rate of 3×10⁻⁴, a per-device batch size of 8 with gradient accumulation of 2 (an effective batch size of 16), a linear schedule with 500 warm-up steps, and weight decay of 0.01. Training ran for up to 5 epochs — well within the project's 25-epoch budget — with evaluation and checkpointing every 500 steps, early stopping with patience 2 on validation loss, and automatic restoration of the best checkpoint at the end. This configuration was chosen to converge reliably within the free-tier session while guarding against overfitting. The core training configuration is shown below.</w:t>
+        <w:t>For hyperparameters I used a learning rate of 3×10⁻⁴, a per-device batch size of 8 with gradient accumulation of 2 for an effective batch of 16, a linear schedule with 500 warm-up steps, and weight decay of 0.01. Training ran up to 5 epochs, comfortably inside the 25-epoch budget, with evaluation and checkpointing every 500 steps, early stopping with patience 2 on validation loss, and the best checkpoint restored at the end. I picked this setup to converge reliably inside a free-tier session without overfitting. The core training configuration is below.</w:t>
       </w:r>
     </w:p>
     <w:p>
@@ -674,12 +656,12 @@
     </w:p>
     <w:p>
       <w:r>
-        <w:t>At inference time, a customer query is tokenized and passed to the fine-tuned model, which generates a response using beam search with four beams, an n-gram repetition block (`no_repeat_ngram_size = 3`) to avoid loops, and a maximum of 256 new tokens. These settings favour coherent, non-repetitive, reasonably complete answers over the terse outputs typical of greedy decoding.</w:t>
+        <w:t>At inference time a query is tokenized and handed to the fine-tuned model, which generates a reply with beam search over four beams, an n-gram repetition block (`no_repeat_ngram_size = 3`) to stop it looping, and a cap of 256 new tokens. These settings favour coherent, non-repetitive, reasonably complete answers over the clipped output you tend to get from greedy decoding.</w:t>
       </w:r>
     </w:p>
     <w:p>
       <w:r>
-        <w:t>The conversational flow is single-turn: each query is answered independently, which matches the structure of the dataset and the bulk of routine support contacts. Extending the system to multi-turn context is identified as future work rather than attempted here.</w:t>
+        <w:t>The flow is single-turn: each query is answered on its own, which fits both the dataset and the bulk of routine support contacts. Going multi-turn is something I flag as future work rather than attempt here.</w:t>
       </w:r>
     </w:p>
     <w:p>
@@ -692,12 +674,12 @@
     </w:p>
     <w:p>
       <w:r>
-        <w:t>The fine-tuned model was evaluated against the un-tuned `flan-t5-small` baseline on a held-out sample of 300 test examples that were never seen during training. Three complementary automatic metrics were computed: ROUGE-1/2/L, BLEU (via sacreBLEU), and BERTScore-F1. Average response length and per-query inference latency were also recorded to characterise verbosity and computational cost. To locate strengths and weaknesses, ROUGE-L was additionally computed per category.</w:t>
+        <w:t>I evaluated the fine-tuned model against the un-tuned `flan-t5-small` baseline on a held-out sample of 300 test examples the model never saw during training. I computed three automatic metrics, ROUGE-1/2/L, BLEU through sacreBLEU, and BERTScore-F1, and also recorded average response length and per-query latency to capture verbosity and cost. To find strengths and weaknesses I computed ROUGE-L per category as well.</w:t>
       </w:r>
     </w:p>
     <w:p>
       <w:r>
-        <w:t>Evaluation was deliberately paired with qualitative testing. A battery of 16 prompts spanning in-domain, out-of-domain, and deliberately ambiguous queries was run through both the baseline and the fine-tuned model so that the quantitative scores could be interpreted against concrete examples of model behaviour.</w:t>
+        <w:t>I paired the numbers with qualitative testing on purpose. I ran a battery of 16 prompts, spanning in-domain, out-of-domain, and deliberately ambiguous queries, through both the baseline and the fine-tuned model, so the scores could be read against concrete examples of how each one actually behaves.</w:t>
       </w:r>
     </w:p>
     <w:p>
@@ -710,7 +692,7 @@
     </w:p>
     <w:p>
       <w:r>
-        <w:t>To demonstrate the model in a realistic setting, it was wrapped in a lightweight Gradio chat interface launched directly from the notebook. A user types a support question, the back-end applies the same tokenization and beam-search generation used in evaluation, and the response is displayed in a chat window, with example prompts provided for quick testing. This serves as a proof-of-concept deployment and shows that the trained model can be served behind a simple UI without specialised infrastructure.</w:t>
+        <w:t>To show the model working in something like a real setting, I wrapped it in a lightweight Gradio chat interface launched straight from the notebook. A user types a support question, the back-end runs the same tokenization and beam-search generation I used in evaluation, and the reply shows up in a chat window, with example prompts on hand for quick testing. It is a proof-of-concept deployment, and it makes the point that the trained model can be served behind a simple UI without any special infrastructure.</w:t>
       </w:r>
     </w:p>
     <w:p>
@@ -723,12 +705,12 @@
     </w:p>
     <w:p>
       <w:r>
-        <w:t>For completeness, the three automatic metrics are defined here. ROUGE measures overlap between the generated response and the reference: ROUGE-1 and ROUGE-2 are the recall-oriented overlap of unigrams and bigrams respectively, while ROUGE-L is based on the longest common subsequence and therefore rewards getting the right content in the right order. BLEU, originally from machine translation, is a precision-oriented score over n-grams up to length four with a brevity penalty that discourages overly short outputs; it is reported here on the 0–100 scale. Both ROUGE and BLEU are surface-level metrics that compare exact tokens, so a correct answer phrased differently from the reference can still score low.</w:t>
+        <w:t>For completeness, here is what the three metrics actually measure. ROUGE looks at overlap with the reference: ROUGE-1 and ROUGE-2 are the recall-oriented overlap of single words and word pairs, and ROUGE-L is based on the longest common subsequence, so it rewards getting the right content in the right order. BLEU, from machine translation, is a precision-oriented score over n-grams up to length four with a brevity penalty that punishes answers that are too short; I report it on the 0–100 scale. Both ROUGE and BLEU compare exact tokens, so a correct answer worded differently from the reference can still score low.</w:t>
       </w:r>
     </w:p>
     <w:p>
       <w:r>
-        <w:t>To compensate for that, BERTScore is also reported. Instead of matching exact tokens, it embeds both the candidate and the reference with a pre-trained contextual model and matches them by cosine similarity in embedding space, then summarises the matches as an F1 score. Because it operates on meaning rather than surface form, a high BERTScore alongside high ROUGE and BLEU gives confidence that an improvement is genuine and not an artefact of one metric. Two non-quality measures are also recorded: the average response length in words, which characterises how verbose the model is, and the inference latency in milliseconds per query on the T4, which characterises its computational cost.</w:t>
+        <w:t>BERTScore is there to offset that. Rather than matching exact tokens, it embeds the candidate and the reference with a pre-trained contextual model, matches them by cosine similarity, and reports an F1. Because it works on meaning instead of surface form, a high BERTScore sitting alongside high ROUGE and BLEU is good reason to believe an improvement is real and not a quirk of one metric. I also track two non-quality measures: the average response length in words, which says how verbose the model is, and the latency in milliseconds per query on the T4, which says what it costs to run.</w:t>
       </w:r>
     </w:p>
     <w:p>
@@ -749,7 +731,7 @@
     </w:p>
     <w:p>
       <w:r>
-        <w:t>The evaluation set out to answer the study's research questions directly: whether fine-tuning meaningfully improves a compact model's retail-support responses, how large that improvement is relative to the un-tuned baseline, and which categories of intent the fine-tuned model handles well or poorly.</w:t>
+        <w:t>The evaluation was built to answer the research questions head-on: does fine-tuning actually improve a compact model's retail-support replies, how big is that improvement next to the un-tuned baseline, and which intent categories does the model handle well or badly?</w:t>
       </w:r>
     </w:p>
     <w:p>
@@ -762,12 +744,12 @@
     </w:p>
     <w:p>
       <w:r>
-        <w:t>All experiments used the held-out test split (unseen during training) with a fixed sample of 300 examples for the quantitative metrics, evaluated identically for the baseline and fine-tuned models on the same Colab T4 GPU. The qualitative battery used the 16 hand-written prompts described in IV.6.</w:t>
+        <w:t>Every experiment used the held-out test split, unseen in training, with a fixed 300-example sample for the quantitative metrics, scored the same way for the baseline and the fine-tuned model on the same Colab T4. The qualitative battery used the 16 hand-written prompts from IV.6.</w:t>
       </w:r>
     </w:p>
     <w:p>
       <w:r>
-        <w:t>Exploratory data analysis informed these design choices and is reported in Figures 1–3. The category distribution (Figure 1) confirms that the corpus spans all 13 e-commerce support areas, with ORDER, PRODUCT, and ACCOUNT among the best-represented; the intent view (Figure 2) shows the 46 intents are reasonably balanced rather than dominated by a single class, which matters for even coverage during fine-tuning. The token-length distributions (Figure 3) justified the maximum-length settings directly: customer instructions are short (the large majority well under 128 tokens), while support responses are substantially longer, which is why a larger 256-token target limit was chosen for the output side. Together these analyses explain both the 128/256 length configuration and the expectation that the model would learn long, structured answers — borne out by the 133-word average response length reported below.</w:t>
+        <w:t>I ran some exploratory data analysis first, and it shaped these choices (Figures 1–3). The category distribution (Figure 1) confirms the corpus covers all 13 support areas, with ORDER, PRODUCT, and ACCOUNT among the best represented. The intent view (Figure 2) shows the 46 intents are reasonably balanced rather than dominated by one class, which helps the model see even coverage during fine-tuning. The token-length distributions (Figure 3) settled the maximum-length choices directly: customer instructions are short, almost all well under 128 tokens, while support responses run much longer, which is why I gave the output side a bigger 256-token limit. Both the 128/256 setting and my expectation that the model would learn long, structured answers fall out of these plots, and the 133-word average response length reported below bears that out.</w:t>
       </w:r>
     </w:p>
     <w:p>
@@ -933,7 +915,7 @@
     </w:p>
     <w:p>
       <w:r>
-        <w:t>Fine-tuning produced large, consistent improvements across every metric, summarised in Table I.</w:t>
+        <w:t>Fine-tuning improved every metric, and by a wide margin. Table I lays it out.</w:t>
       </w:r>
     </w:p>
     <w:p>
@@ -1313,7 +1295,7 @@
     </w:tbl>
     <w:p>
       <w:r>
-        <w:t>The ROUGE-L score improved roughly eight-fold and BLEU rose from zero to 29.27, indicating that the fine-tuned model's wording aligns closely with reference support answers, while the BERTScore increase from 0.818 to 0.909 confirms the gain is semantic and not merely surface overlap. The learning curves (Figure 4) show training loss falling from about 2.5 to 0.70 and validation loss from about 1.08 to 0.62, with validation tracking below training throughout — evidence of healthy convergence without overfitting. The per-category ROUGE-L breakdown (Figures 5 and 6) shows the model is strongest on ACCOUNT and CART intents (around 0.57) and weakest on FEEDBACK (around 0.38), with the remaining categories clustered in between.</w:t>
+        <w:t>ROUGE-L improved roughly eight-fold and BLEU went from zero to 29.27, which says the fine-tuned model's wording lines up closely with the reference answers, and the BERTScore lift from 0.818 to 0.909 says the gain is semantic, not just surface overlap. The learning curves (Figure 4) show training loss dropping from about 2.5 to 0.70 and validation loss from about 1.08 to 0.62, with validation staying below training the whole way, a healthy sign of convergence without overfitting. Broken down by category (Figures 5 and 6), the model is strongest on ACCOUNT and CART, around 0.57 ROUGE-L, and weakest on FEEDBACK, around 0.38, with the rest in between.</w:t>
       </w:r>
     </w:p>
     <w:p>
@@ -1471,12 +1453,12 @@
     </w:p>
     <w:p>
       <w:r>
-        <w:t>The cost of these gains is visible in the last two rows of Table I. The fine-tuned model produces far longer, more complete answers (133 versus 7 words) and is correspondingly slower per query (about 740 ms versus 53 ms on the T4), because it generates full multi-step responses with beam search rather than the terse fragments of the baseline. For a support assistant this trade-off is favourable, since the longer responses are the useful ones; and even at roughly three-quarters of a second per query on a free-tier GPU, the latency is acceptable for interactive chat and would fall further on better hardware or with lighter decoding settings.</w:t>
+        <w:t>The last two rows of Table I show what the gains cost. The fine-tuned model writes much longer, fuller answers, 133 words against 7, and is correspondingly slower per query, roughly 740 ms versus 53 ms on the T4, because it generates complete multi-step replies with beam search instead of the baseline's clipped fragments. For a support assistant that is a good trade, since the long answers are the useful ones, and even at about three-quarters of a second per query on a free GPU the latency is fine for interactive chat and would drop on better hardware or with lighter decoding.</w:t>
       </w:r>
     </w:p>
     <w:p>
       <w:r>
-        <w:t>Examining the per-category results more closely (Figure 6) is instructive for deployment planning. The strongest categories — ACCOUNT and CART, at around 0.57 ROUGE-L — are those whose responses are the most templated and procedural, such as logging in, updating details, or managing a basket, where the correct answer follows a predictable structure the model learns well. The mid-range categories, including ORDER, PAYMENT, and DELIVERY, still score solidly and cover the highest-volume real-world intents. The weakest category, FEEDBACK at around 0.38, is also the most open-ended: feedback and complaint responses are inherently more varied and less formulaic, so a single reference answer overlaps less with the model's equally valid but differently worded reply. This pattern — strong on structured intents, weaker on open-ended ones — is exactly what one would predict, and it provides a concrete, data-driven basis for deciding which intents to automate first and which to route to human agents. The evaluation procedure that produced these numbers is summarised below.</w:t>
+        <w:t>Looking harder at the per-category results (Figure 6) is useful for planning a deployment. The strongest categories, ACCOUNT and CART at around 0.57, are the ones whose answers are the most templated and procedural, things like logging in, updating details, or managing a basket, where the right reply follows a predictable shape the model picks up well. The mid-range categories, ORDER, PAYMENT, and DELIVERY, still score solidly and happen to be the highest-volume real-world intents. The weakest, FEEDBACK at about 0.38, is the most open-ended, because feedback and complaint replies vary more and follow no fixed template, so a single reference overlaps less with the model's equally valid but differently worded answer. The pattern, strong on structured intents and weaker on open-ended ones, is what you would expect, and it gives a concrete, data-driven basis for deciding what to automate first and what to route to a person. The evaluation procedure that produced these numbers is below.</w:t>
       </w:r>
     </w:p>
     <w:p>
@@ -1522,12 +1504,26 @@
     </w:p>
     <w:p>
       <w:r>
-        <w:t>The qualitative battery makes the metric gap concrete. On in-domain queries, the baseline typically echoed the question or produced an empty platitude — for "How do I get a refund?" it answered only "Get a refund if you have a credit card" — whereas the fine-tuned model returned a structured, step-by-step procedure referencing the account, order history, and refund flow. This pattern held across order tracking, cancellation, returns, address changes, and invoices.</w:t>
+        <w:t>The qualitative battery makes the gap easy to see. On in-domain queries the baseline usually echoed the question back or gave an empty platitude, for "How do I get a refund?" it managed only "Get a refund if you have a credit card", while the fine-tuned model returned a structured, step-by-step procedure that walked through the account, order history, and refund flow. The same held across order tracking, cancellation, returns, address changes, and invoices.</w:t>
       </w:r>
     </w:p>
     <w:p>
       <w:r>
-        <w:t>Two further patterns are notable. On ambiguous single-word prompts such as "refund" or "order," the fine-tuned model sensibly inferred the most likely intent and produced a relevant procedure. On out-of-domain prompts, however — "What is the weather like today?", "Tell me a joke." — it did not recognise that the question was outside its scope and instead replied in confident customer-support style, asking for an order number or offering to help with an issue. This over-generalisation is a direct consequence of narrow domain fine-tuning and is the clearest weakness observed.</w:t>
+        <w:t>Two other patterns stood out. On ambiguous one-word prompts like "refund" or "order" the fine-tuned model sensibly guessed the most likely intent and gave a relevant procedure. On out-of-domain prompts, though, "What is the weather like today?" or "Tell me a joke.", it did not notice the question was off-topic and answered in confident support-agent style, asking for an order number or offering to sort out an issue. This over-generalisation is a direct result of narrow domain fine-tuning, and it is the clearest weakness I saw.</w:t>
+      </w:r>
+    </w:p>
+    <w:p>
+      <w:r>
+        <w:t xml:space="preserve">It is also worth noting the </w:t>
+      </w:r>
+      <w:r>
+        <w:rPr>
+          <w:i/>
+        </w:rPr>
+        <w:t>shape</w:t>
+      </w:r>
+      <w:r>
+        <w:t xml:space="preserve"> the good answers settled into, because it explains a lot of the metric gain. The fine-tuned replies almost always open with a short, friendly acknowledgement, then lay out a numbered sequence of steps, and close by pointing the customer to further help. They reuse the dataset's placeholder slots in the right places, for example referring to an order number where a live system would insert the real value, which shows the model learned the response template and not just the surface words. That consistency is a double-edged result. It is exactly what you want for routine, procedural intents, and it is why ACCOUNT, CART, and ORDER score so well. It is also the root of the template bleed I describe below, where the same skeleton is applied a little too eagerly to a request that does not quite fit it. Reading the outputs this way, rather than only trusting the scores, is what made the model's strengths and its failure modes legible.</w:t>
       </w:r>
     </w:p>
     <w:p>
@@ -1536,6 +1532,11 @@
       </w:pPr>
       <w:r>
         <w:t>V.5 Sample Query–Response Evaluations</w:t>
+      </w:r>
+    </w:p>
+    <w:p>
+      <w:r>
+        <w:t>Table II gives a few representative examples.</w:t>
       </w:r>
     </w:p>
     <w:p>
@@ -1984,12 +1985,12 @@
     </w:p>
     <w:p>
       <w:r>
-        <w:t>The evaluation itself has limits worth stating. The metrics are automatic proxies that reward overlap with a single reference answer and cannot fully judge factual correctness or helpfulness; the test data is synthetic and therefore cleaner and more uniform than real customer language; and the out-of-domain behaviour shows the model lacks any notion of scope.</w:t>
+        <w:t>The evaluation has limits of its own worth stating plainly. The metrics are automatic stand-ins that reward overlap with a single reference and cannot fully judge whether an answer is factually correct or genuinely helpful; the test data is synthetic, so it is cleaner and more uniform than real customer language; and the out-of-domain behaviour shows the model has no real sense of scope.</w:t>
       </w:r>
     </w:p>
     <w:p>
       <w:r>
-        <w:t>A brief error analysis sharpens these points. The errors fall into a few recognisable classes. The most consequential is out-of-scope over-confidence, already noted, where a non-support question is answered as though it were a support request. A second class is generic deflection, where on a vague prompt the model produces a polite but content-free request for more details rather than a specific answer — safe, but not always helpful. A third, milder class is template bleed, where the model reuses a familiar response skeleton (for example, the "log in, go to Order History, locate the order" pattern) for an intent where it is only partially appropriate. None of these are catastrophic for routine use, but each points to a concrete mitigation — scope detection, confidence-aware fallback, and intent-conditioned prompting respectively — and together they explain why the automatic scores, while strong, are not higher still. These observations are carried forward into the Discussion.</w:t>
+        <w:t>A short error analysis sharpens this. The mistakes fall into a few recognisable types. The most serious is out-of-scope over-confidence, the one already mentioned, where a non-support question gets answered as if it were a support request. A second is generic deflection, where on a vague prompt the model gives a polite but content-free request for more detail instead of an actual answer, safe but not always useful. A third, milder one is template bleed, where it reuses a familiar skeleton, the "log in, go to Order History, locate the order" pattern, for an intent it only half fits. None of these are disastrous for routine use, but each points to a clear fix, scope detection, confidence-aware fallback, and intent-conditioned prompting respectively, and together they explain why the scores, strong as they are, are not higher still. I carry these into the Discussion.</w:t>
       </w:r>
     </w:p>
     <w:p>
@@ -2002,7 +2003,7 @@
     </w:p>
     <w:p>
       <w:r>
-        <w:t>A few threats to validity should be acknowledged so the results are read fairly. Construct validity is limited by the reliance on automatic metrics as a stand-in for human-judged helpfulness; this is mitigated, but not eliminated, by reporting three complementary metrics and pairing them with qualitative inspection. External validity is limited by the synthetic origin of the data: performance on a clean, well-formed corpus may overstate performance on noisy real-world queries with typos, code-switching, or multi-intent messages. Internal validity is comparatively strong, since the baseline and fine-tuned models were evaluated on the identical held-out sample with identical generation settings and a fixed seed, so the measured improvement is attributable to fine-tuning rather than to evaluation differences. Finally, the metrics are computed on a 300-example sample of the test set; while consistent with the per-category trends, slightly different absolute numbers would be expected on the full test split.</w:t>
+        <w:t>A few threats to validity deserve a mention so the results are read fairly. Construct validity is limited by leaning on automatic metrics as a proxy for human-judged helpfulness; I soften that, without removing it, by reporting three complementary metrics and pairing them with a manual read of the outputs. External validity is limited by the synthetic data: scores on a clean, well-formed corpus may flatter performance on noisy real-world queries full of typos, code-switching, or several intents at once. Internal validity is fairly strong, since I scored the baseline and the fine-tuned model on the identical held-out sample with identical generation settings and a fixed seed, so the measured gain is down to fine-tuning rather than to differences in how I evaluated them. Finally, the metrics come from a 300-example sample; the absolute numbers would shift a little on the full test split, though the per-category trends should hold.</w:t>
       </w:r>
     </w:p>
     <w:p>
@@ -2015,7 +2016,7 @@
     </w:p>
     <w:p>
       <w:r>
-        <w:t>In summary, fine-tuning a compact instruction-tuned model on retail e-commerce support data transformed it from an unusable baseline into a system that produces fluent, relevant, multi-step answers across the main support categories, with an eight-fold ROUGE-L gain and strong BERTScore — all achieved within a single free-tier GPU session. The principal weaknesses are an absence of out-of-scope detection and a reliance on automatic metrics, both of which frame the discussion that follows.</w:t>
+        <w:t>In short, fine-tuning a compact instruction-tuned model on retail e-commerce support data turned it from an unusable baseline into a system that writes fluent, relevant, multi-step answers across the main support categories, with an eight-fold ROUGE-L gain and a strong BERTScore, all inside a single free-tier GPU session. The main weaknesses are the missing out-of-scope detection and the reliance on automatic metrics, and both set up the discussion that follows.</w:t>
       </w:r>
     </w:p>
     <w:p>
@@ -2028,42 +2029,47 @@
     </w:p>
     <w:p>
       <w:r>
-        <w:t>The central finding is that a small, openly available, already instruction-tuned model can be fine-tuned cheaply into a capable retail-support assistant. The size of the improvement — near-zero baseline scores rising to a BLEU of 29.27 and a ROUGE-L of 0.45, confirmed semantically by a BERTScore of 0.91 — shows that the limiting factor for this task was domain adaptation, not model scale. For the research question, the answer is therefore affirmative: within a single free-tier GPU budget, `flan-t5-small` learned to give accurate, contextually relevant answers to the great majority of routine retail support intents.</w:t>
+        <w:t>The headline finding is that a small, openly available, already instruction-tuned model can be fine-tuned cheaply into a capable retail-support assistant. The size of the jump, from near-zero baseline scores to a BLEU of 29.27 and a ROUGE-L of 0.45, backed up semantically by a BERTScore of 0.91, says the thing holding the baseline back was domain adaptation, not model size. So the answer to the research question is yes: inside a single free-tier GPU budget, `flan-t5-small` learned to give accurate, relevant answers to the large majority of routine retail support intents.</w:t>
       </w:r>
     </w:p>
     <w:p>
       <w:r>
-        <w:t>The practical implications are significant for smaller retailers. Because the whole pipeline runs on free-tier hardware and an openly licensed dataset, it is inexpensive to reproduce and to retrain as a catalogue or policy changes, and it can be served behind a simple interface as the Gradio demo shows. The per-category results also give practitioners actionable guidance: high-volume, well-structured intents such as orders, accounts, and cart are handled best and are the safest to automate first, while more open-ended categories such as feedback are weaker and better routed to humans.</w:t>
+        <w:t>For smaller retailers the practical implications are real. The whole pipeline runs on free-tier hardware and an openly licensed dataset, so it is cheap to reproduce and to retrain when a catalogue or a policy changes, and it can sit behind a simple interface, as the Gradio demo shows. The per-category numbers also give a practitioner something to act on: high-volume, well-structured intents like orders, accounts, and cart are handled best and are the safest to automate first, while more open-ended categories like feedback are weaker and better left to people.</w:t>
       </w:r>
     </w:p>
     <w:p>
       <w:r>
-        <w:t>At the same time, the results expose real limitations. The most important is the model's behaviour on out-of-domain inputs: having been fine-tuned narrowly, it answers any question in support-agent style rather than recognising that some questions fall outside its remit. In production this is a safety issue, not merely a quality one, and it argues for an explicit scope or intent filter and a confident fallback to a human agent. The reliance on synthetic data is a further limitation, since real customers are messier, and the automatic metrics, while consistent, only approximate human judgement. To validate the code and results, predictions were generated on a held-out split never used in training, the same evaluation procedure was applied identically to baseline and fine-tuned models, a fixed seed was used throughout, and outputs were inspected qualitatively to confirm the metrics matched observable behaviour.</w:t>
+        <w:t>The results also expose genuine limits. The biggest is the out-of-domain behaviour: having been fine-tuned narrowly, the model answers anything in support-agent style instead of recognising that some questions are not its job. In production that is a safety issue and not just a quality one, and it argues for an explicit scope or intent filter with a confident hand-off to a human. The synthetic data is another limit, since real customers are messier, and the automatic metrics, consistent as they are, still only approximate human judgement. To keep the code and results honest I generated predictions on a held-out split the model never trained on, applied the same evaluation to the baseline and the fine-tuned model, fixed the seed throughout, and read through the outputs by hand to check the numbers matched what the model actually did.</w:t>
       </w:r>
     </w:p>
     <w:p>
       <w:r>
-        <w:t>Beyond accuracy, the deployment economics are worth drawing out, since they are the whole point of the low-resource framing. The model is small enough to fine-tune in a single free-tier Colab session and to serve on a single modest GPU — or even, at higher latency, on CPU — which keeps the total cost of ownership low: there are no per-token API fees, no dependence on an external provider, and retraining as catalogues or policies change is cheap and fast. For a small or mid-sized retailer, this changes the calculus from "can we afford conversational AI" to "which intents should we automate first," and the per-category results answer exactly that question. A sensible rollout would automate the strong, high-volume, well-structured intents, monitor live performance, and expand coverage as confidence grows.</w:t>
+        <w:t>It is worth spelling out the deployment economics, since they are the whole point of going low-resource. The model is small enough to fine-tune in one free Colab session and to serve on a single modest GPU, or even on CPU if you can live with higher latency, so the total cost of ownership stays low: no per-token API fees, no dependence on an outside provider, and cheap, fast retraining when catalogues or policies move. For a small or mid-sized retailer that shifts the question from "can we afford conversational AI" to "which intents should we automate first", and the per-category results answer exactly that. A sensible rollout would automate the strong, high-volume, well-structured intents, watch how they do live, and widen coverage as confidence grows.</w:t>
       </w:r>
     </w:p>
     <w:p>
       <w:r>
-        <w:t>The ethical and governance dimension deserves equal weight. Because the training data is synthetic, the study itself raises no personal-data concerns, but a real deployment would. An automated agent that speaks on a retailer's behalf can create commitments and expectations, so it must not invent policies, promise refunds it cannot guarantee, or answer questions outside its remit — the very failure this study observed. Responsible deployment therefore implies guardrails: an explicit scope check, a confident hand-off to a human for sensitive or out-of-scope cases, clear disclosure to the customer that they are talking to an automated system, and logging for auditability. These are not optional polish; in a regulated retail context they are part of the system's correctness.</w:t>
+        <w:t>The ethics and governance side deserves the same weight. The training data here is synthetic, so the study itself raises no personal-data issues, but a real deployment would. An agent that speaks for a retailer can create commitments and expectations, so it must not invent policies, promise refunds it cannot honour, or answer things outside its remit, which is the very failure I saw. Responsible deployment therefore means guardrails: an explicit scope check, a confident hand-off to a person for sensitive or out-of-scope cases, a clear note to the customer that they are talking to a bot, and logging so it can be audited. In a regulated retail setting these are not polish; they are part of getting the system right.</w:t>
       </w:r>
     </w:p>
     <w:p>
       <w:r>
-        <w:t>It is worth situating fine-tuning against the alternative approaches a practitioner might consider. A purely prompt-based approach — taking a large general model and instructing it at inference time — avoids any training but incurs ongoing per-query cost, depends on an external provider, and offers less control over tone and format; the baseline results here show that without adaptation even a capable instruction-tuned model answers retail queries poorly. A rule-based or intent-classification system is cheap and predictable but brittle, since it must enumerate intents and responses by hand and generalises badly to unseen phrasings. Retrieval-augmented generation grounds answers in an external corpus and is excellent when the knowledge changes often, but it adds retrieval infrastructure and latency. Against these, fine-tuning a small model occupies an attractive middle ground for routine support: a one-time, low-cost training step yields a self-contained model that generalises across phrasings, runs locally without per-query fees, and is simple to operate — which is precisely why it was chosen for this study.</w:t>
+        <w:t>Those safeguards suggest a fairly simple production wrapper around the model. A query would first hit a lightweight scope check, a short list of in-domain intents or a confidence threshold, that decides whether the request is something the model should handle at all. If it is, the model generates a reply as it does here; if it is not, or if the model's confidence is low, the system hands the conversation to a human agent with the context attached. Every exchange is logged so the team can audit answers, spot drift, and build a real test set over time. None of this needs heavy infrastructure, and it turns the bare model evaluated in this paper into something closer to a deployable service. I did not build that wrapper here, since my aim was to measure the model itself, but the per-category results and the error analysis give a clear specification for it.</w:t>
       </w:r>
     </w:p>
     <w:p>
       <w:r>
-        <w:t>The approach should also generalise beyond retail e-commerce. The same recipe — take an instruction-tuned compact model, fine-tune it on a domain-specific instruction–response corpus, and evaluate against the un-tuned baseline — is domain-agnostic, and the Bitext family alone provides comparable datasets for many other verticals. The strong-on-structured, weaker-on-open-ended pattern observed here would likely recur, as would the out-of-scope behaviour, so the practical recipe and its caveats transfer along with the method. This suggests the contribution is not merely a single retail bot but a reusable, low-resource template for domain conversational AI.</w:t>
+        <w:t>It also helps to place fine-tuning next to the other options a practitioner might weigh. A pure prompting approach, taking a big general model and instructing it at inference time, skips training but pays a per-query cost, ties you to an outside provider, and gives less control over tone and format; my baseline numbers show that without adaptation even a capable instruction-tuned model handles retail queries poorly. A rule-based or intent-classification system is cheap and predictable but brittle, because someone has to enumerate the intents and replies by hand and it generalises badly to new phrasings. Retrieval-augmented generation grounds answers in an external corpus and shines when the knowledge changes often, but it brings retrieval infrastructure and extra latency. Set against these, fine-tuning a small model lands in an attractive middle for routine support: one cheap, one-off training step gives a self-contained model that generalises across phrasings, runs locally with no per-query fee, and is simple to operate, which is exactly why I chose it.</w:t>
       </w:r>
     </w:p>
     <w:p>
       <w:r>
-        <w:t>Future work follows directly from these limitations: adding out-of-scope detection and a human-handoff path, evaluating on real anonymised support logs with human ratings, comparing against larger models such as `flan-t5-base` to quantify the quality–cost curve, exploring parameter-efficient fine-tuning to lower training cost further, and extending the system to multi-turn dialogue and additional languages.</w:t>
+        <w:t>The recipe should travel beyond retail e-commerce too. The same steps, take an instruction-tuned compact model, fine-tune it on a domain instruction–response corpus, and compare against the un-tuned baseline, are domain-agnostic, and the Bitext family alone offers similar datasets for plenty of other verticals. I would expect the same strong-on-structured, weaker-on-open-ended pattern to recur, and the same out-of-scope behaviour, so the practical recipe and its caveats carry over with the method. That makes the contribution less a single retail bot and more a reusable, low-resource template for domain conversational AI.</w:t>
+      </w:r>
+    </w:p>
+    <w:p>
+      <w:r>
+        <w:t>Future work follows straight from the limits. I would add out-of-scope detection and a human-handoff path, evaluate on real anonymised support logs with human ratings, compare against larger models like `flan-t5-base` to map the quality–cost curve, try parameter-efficient fine-tuning to cut training cost further, and extend the system to multi-turn conversations and more languages.</w:t>
       </w:r>
     </w:p>
     <w:p>
@@ -2076,17 +2082,17 @@
     </w:p>
     <w:p>
       <w:r>
-        <w:t>This study asked whether a compact instruction-tuned language model could be fine-tuned, under tight single-GPU constraints, into a useful retail e-commerce customer-support assistant. Fine-tuning `flan-t5-small` on 44,884 Bitext support pairs produced large and consistent gains over the un-tuned baseline — an eight-fold increase in ROUGE-L to 0.45, a BLEU of 29.27, and a BERTScore of 0.91 — and turned terse, unhelpful baseline outputs into fluent, structured, multi-step answers across the main categories of customer intent, all within a free-tier training session.</w:t>
+        <w:t>I set out to find whether a compact instruction-tuned model could be fine-tuned, under tight single-GPU limits, into a useful retail e-commerce support assistant. Fine-tuning `flan-t5-small` on 44,884 Bitext support pairs produced large, consistent gains over the un-tuned baseline, an eight-fold rise in ROUGE-L to 0.45, a BLEU of 29.27, and a BERTScore of 0.91, and it turned terse, unhelpful baseline output into fluent, structured, multi-step answers across the main intent categories, all inside a free-tier training session.</w:t>
       </w:r>
     </w:p>
     <w:p>
       <w:r>
-        <w:t>The contribution of the work is a transparent and reproducible blueprint for low-resource, domain-specific conversational AI, together with an honest account of where it falls short — most notably its lack of out-of-scope awareness and its dependence on synthetic data and automatic metrics. Taken together, the results support a clear conclusion: for the routine, high-volume heart of retail customer support, model scale is far less important than focused domain adaptation, and capable assistants are well within reach of organisations with modest resources, provided appropriate safeguards are added before deployment.</w:t>
+        <w:t>The contribution is a clear, reproducible blueprint for low-resource, domain-specific conversational AI, together with an honest account of where it falls short, mainly its lack of out-of-scope awareness and its reliance on synthetic data and automatic metrics. The overall conclusion is simple: for the routine, high-volume core of retail customer support, model scale matters far less than focused domain adaptation, and capable assistants are well within reach of organisations with modest resources, as long as the right safeguards go in before deployment.</w:t>
       </w:r>
     </w:p>
     <w:p>
       <w:r>
-        <w:t>More broadly, this work is a small piece of evidence for a useful counter-narrative to the "bigger is always better" trajectory of language modelling. For a bounded, well-defined task — and a great deal of real customer support is exactly that — a carefully fine-tuned compact model can deliver the quality that matters in production at a fraction of the cost, complexity, and external dependency of a large system. For practitioners working under real budget and data-governance constraints, that is an empowering result: meaningful conversational AI does not require frontier-scale infrastructure, only a clear task, suitable data, and a disciplined, reproducible pipeline of the kind documented here.</w:t>
+        <w:t>More broadly, this is a small piece of evidence for a counter-narrative to the "bigger is always better" story of language modelling. For a bounded, well-defined task, and a great deal of real customer support is exactly that, a carefully fine-tuned compact model can deliver the quality that matters in production at a fraction of the cost, complexity, and outside dependency of a large system. For anyone working under real budget and data-governance limits, that is an encouraging result: useful conversational AI does not need frontier-scale infrastructure, just a clear task, the right data, and a disciplined, reproducible pipeline like the one documented here.</w:t>
       </w:r>
     </w:p>
     <w:p>
@@ -2099,7 +2105,7 @@
     </w:p>
     <w:p>
       <w:r>
-        <w:t>The author thanks the AlmaBetter Industry Immersion programme for the project framing and guidance, and acknowledges Bitext for releasing the retail e-commerce dataset under an open licence and the Hugging Face community for the open-source models and libraries that made this work reproducible on free-tier hardware.</w:t>
+        <w:t>I thank the AlmaBetter Industry Immersion programme for the project framing and guidance, and I am grateful to Bitext for releasing the retail e-commerce dataset under an open licence and to the Hugging Face community for the open-source models and libraries that let me run this work on free-tier hardware.</w:t>
       </w:r>
     </w:p>
     <w:p>
@@ -2112,7 +2118,7 @@
     </w:p>
     <w:p>
       <w:r>
-        <w:t>This work was carried out individually by Harish Chandra, who was responsible for the research design, data preparation, model fine-tuning, evaluation, analysis, and writing of the paper.</w:t>
+        <w:t>I carried out this work individually. I was responsible for the research design, data preparation, model fine-tuning, evaluation, analysis, and writing.</w:t>
       </w:r>
     </w:p>
     <w:p>
@@ -2120,7 +2126,7 @@
         <w:pStyle w:val="Heading1"/>
       </w:pPr>
       <w:r>
-        <w:t>References (running list — IEEE; finalise in Phase 2)</w:t>
+        <w:t>References</w:t>
       </w:r>
     </w:p>
     <w:p>
@@ -2220,6 +2226,11 @@
     <w:p>
       <w:r>
         <w:t>[9] Bitext, "Retail E-Commerce LLM Chatbot Training Dataset," Hugging Face, CDLA-Sharing-1.0. https://huggingface.co/datasets/bitext/Bitext-retail-ecommerce-llm-chatbot-training-dataset</w:t>
+      </w:r>
+    </w:p>
+    <w:p>
+      <w:r>
+        <w:t>[10] Grand View Research, "Chatbot Market Size, Share &amp; Trends Analysis Report, 2024–2030," 2024.</w:t>
       </w:r>
     </w:p>
     <w:p>

--- a/research paper/Retail_Ecommerce_Research_Paper.docx
+++ b/research paper/Retail_Ecommerce_Research_Paper.docx
@@ -57,12 +57,12 @@
     </w:p>
     <w:p>
       <w:r>
-        <w:t>Retail e-commerce produces a constant flood of support questions, and most of them repeat: where is my order, how do I return this, how do I get a refund. Handling that volume with people alone is expensive. Large language models can answer such questions well, but they are big and costly to run, which puts them out of reach for a lot of small and mid-sized retailers. In this paper I ask a simple question: can a small instruction-tuned model be fine-tuned to give accurate, on-topic support answers while running on a single free-tier GPU? To find out, I fine-tuned `google/flan-t5-small` (about 77M parameters) on the Bitext retail e-commerce support dataset, which holds 44,884 instruction–response pairs across 13 categories and 46 intents, training in full precision on a Google Colab T4. I then compared the fine-tuned model with the un-tuned baseline on a held-out test set using ROUGE, BLEU, and BERTScore, and looked at how it did category by category.</w:t>
+        <w:t>Run an online store for any length of time and the same support questions keep landing in the inbox: where is my order, how do I return this, can I get a refund. Handling that volume with people alone is expensive. Large language models can answer such questions well, but they are big and costly to run, which puts them out of reach for a lot of small and mid-sized retailers. In this paper I ask a simple question: can a small instruction-tuned model be fine-tuned to give accurate, on-topic support answers while running on a single free-tier GPU? To find out, I fine-tuned `google/flan-t5-small` (about 77M parameters) on the Bitext retail e-commerce support dataset, which holds 44,884 instruction–response pairs across 13 categories and 46 intents, training in full precision on a Google Colab T4. I then compared the fine-tuned model with the un-tuned baseline on a held-out test set using ROUGE, BLEU, and BERTScore, and looked at how it did category by category.</w:t>
       </w:r>
     </w:p>
     <w:p>
       <w:r>
-        <w:t>The gains were large and consistent. ROUGE-L climbed from 0.057 to 0.453, roughly an eight-fold jump; BLEU went from 0.0 to 29.27; and BERTScore-F1 rose from 0.818 to 0.909. The average answer grew from a useless 7 words to a full 133 words of step-by-step guidance. The model did best on order, account, and cart questions and worst on feedback, and it showed one clear failure mode: when I asked it something outside retail support, it still replied like a support agent rather than recognising the question was off-topic. The takeaway is that a small, cheap-to-train model can handle most routine retail support, which makes it a practical and reproducible starting point for low-resource conversational AI. I also discuss where it falls short and the safeguards a real deployment would need.</w:t>
+        <w:t>The jump was big. ROUGE-L went from 0.057 to 0.453, about eight times higher; BLEU rose from 0.0 to 29.27; and BERTScore-F1 moved from 0.818 to 0.909. Answers that had averaged a useless seven words grew to a full 133 words of step-by-step guidance. Order, account, and cart questions came out best, feedback worst. One failure stood out: ask it something with nothing to do with retail support and it still answers like a support agent, never noticing the question is off-topic. The headline, then, is simple. A small model that costs almost nothing to train covers most routine retail support, which makes it a sensible, reproducible starting point for low-resource conversational AI. I also discuss where it falls short and the safeguards a real deployment would need.</w:t>
       </w:r>
     </w:p>
     <w:p>
@@ -106,12 +106,12 @@
     </w:p>
     <w:p>
       <w:r>
-        <w:t>Conversational AI has gone from a novelty to a normal part of customer service. The global chatbot market was worth around USD 7.76 billion in 2024 and is expected to reach USD 27.29 billion by 2030, and customer service is already its single biggest use [10]. Surveys back this up: most people have talked to a support chatbot in the past year, and automated agents now resolve a large share of routine questions on their own [16]. None of this happened overnight. It rests on a decade of progress in deep learning for language, starting with the transformer [1], moving through text-to-text transfer models like T5 [2], and arriving at instruction tuning, which teaches a model to follow plain-English requests [3]. Platforms such as Hugging Face now give anyone free access to these pre-trained models, so building a domain-specific assistant is no longer the preserve of big labs.</w:t>
+        <w:t>Talking to a bot for customer service used to feel like a gimmick. Not any more. The global chatbot market was worth roughly USD 7.76 billion in 2024 and is on track for about USD 27.29 billion by 2030, with customer service already the single biggest slice of it [10]. The surveys say the same thing: most people have dealt with a support chatbot in the past year, and these bots now settle a good share of routine questions with no human in the loop [16]. None of this happened overnight. It rests on a decade of progress in deep learning for language, starting with the transformer [1], moving through text-to-text transfer models like T5 [2], and arriving at instruction tuning, which teaches a model to follow plain-English requests [3]. Platforms such as Hugging Face now give anyone free access to these pre-trained models, so building a domain-specific assistant is no longer the preserve of big labs.</w:t>
       </w:r>
     </w:p>
     <w:p>
       <w:r>
-        <w:t>Retail e-commerce is a natural home for this kind of system. Online shopping throws off a steady, high-volume stream of support requests, and a lot of them are repetitive and predictable: where is my order, how do I return this, how do I get a refund. Customers expect an answer right away, at any hour, and meeting that with human staff alone is both slow and expensive. The problem I care about is the cost gap. Large proprietary models can answer these questions, but they are expensive to run, which rules them out for many smaller retailers. A small model that is cheap to fine-tune and runs on ordinary hardware would put the same capability within reach.</w:t>
+        <w:t>Retail is a natural fit. Online shopping throws off a steady stream of support requests, and most are predictable repeats: where is my order, how do I return this, how do I get a refund. Shoppers want an answer now, whatever the hour, and covering that with people alone is both slow and costly. The problem I care about is the cost gap. Large proprietary models can answer these questions, but they are expensive to run, which rules them out for many smaller retailers. A small model that is cheap to fine-tune and runs on ordinary hardware would put the same capability within reach.</w:t>
       </w:r>
     </w:p>
     <w:p>
@@ -156,7 +156,7 @@
     </w:p>
     <w:p>
       <w:r>
-        <w:t>My objectives were straightforward. First, build a clean, reproducible fine-tuning pipeline for retail support data. Second, fine-tune `flan-t5-small` on that data inside a single-GPU, 25-epoch budget. Third, measure it against the un-tuned baseline using ROUGE, BLEU, and BERTScore on a held-out test set. Fourth, break the results down by intent category and read through the actual outputs to see where the model succeeds and where it fails. Fifth, put the trained model behind a simple chat interface as a proof of concept.</w:t>
+        <w:t>I had five goals going in. Build a clean, reproducible fine-tuning pipeline for retail support data. Fine-tune flan-t5-small on it inside a single-GPU, 25-epoch budget. Score the result against the un-tuned baseline with ROUGE, BLEU, and BERTScore on a held-out test set. Then break those scores down by intent category and actually read the outputs, so I could see where the model holds up and where it falls over. And last, wrap the trained model in a simple chat interface as a proof of concept.</w:t>
       </w:r>
     </w:p>
     <w:p>
@@ -187,12 +187,12 @@
     </w:p>
     <w:p>
       <w:r>
-        <w:t>Retail e-commerce is one of the biggest and fastest-growing parts of the world economy, with online retail revenue in the trillions of dollars and double-digit annual growth as hundreds of millions of new shoppers come online [11]. That growth reshapes customer service. Every extra order, return, and delivery creates support contacts, so the support load climbs in lockstep with sales. The channel is also fiercely competitive and mostly self-service, which means the speed and quality of support feed straight into conversion, retention, and how a brand is perceived.</w:t>
+        <w:t>Retail e-commerce is one of the biggest and fastest-growing parts of the world economy, with online retail revenue in the trillions of dollars and double-digit annual growth as hundreds of millions of new shoppers come online [11]. That growth reshapes customer service. Each new order, return, or delivery spawns its own support contacts, so the support load tracks sales almost one for one. And because the channel is fiercely competitive and largely self-service, how fast and how well you answer feeds straight into conversion, retention, and what people think of the brand.</w:t>
       </w:r>
     </w:p>
     <w:p>
       <w:r>
-        <w:t>Another defining trait is that demand never stops. Shoppers buy at all hours and across time zones, and they expect help to be there when they need it, not just from nine to five. Covering that with human agents alone is expensive and hard to scale. That is the core reason automation has become a strategic priority rather than a nice-to-have.</w:t>
+        <w:t>Demand also never really stops. People shop at midnight and across time zones, and they expect help whenever they happen to need it, not just between nine and five. Staffing that with humans alone is expensive and hard to scale, and that, more than anything, is why automation has gone from a nice-to-have to a priority.</w:t>
       </w:r>
     </w:p>
     <w:p>
@@ -205,12 +205,12 @@
     </w:p>
     <w:p>
       <w:r>
-        <w:t>A small number of request types dominate the e-commerce support workload, and the dataset I used mirrors that exactly. Its 44,884 queries fall into just 13 categories, among them ORDER, RETURNS, PAYMENT, DELIVERY, CART, ACCOUNT, and PRODUCT, and 46 finer-grained intents such as `track_order`, `cancel_order`, `get_refund`, `change_shipping_address`, and `place_order`. Because the volume piles up in a handful of predictable intents, a large share of support contacts can in principle be automated.</w:t>
+        <w:t>A handful of request types do most of the work in e-commerce support, and the dataset I used mirrors that. Its 44,884 queries sit in just 13 categories, including ORDER, RETURNS, PAYMENT, DELIVERY, CART, ACCOUNT, and PRODUCT, and 46 narrower intents such as track_order, cancel_order, get_refund, change_shipping_address, and place_order. Since the volume bunches up in a few predictable intents, a lot of those contacts could, in principle, be automated.</w:t>
       </w:r>
     </w:p>
     <w:p>
       <w:r>
-        <w:t>The challenges are just as clear. Support teams deal with high and uneven volumes, have to stay consistent and accurate across many agents, need to run around the clock, and have to do it under constant cost pressure. Human-only operations strain on every one of those fronts at once: hiring and training cost money, quality drifts from agent to agent, and 24/7 coverage is hard to keep up. All of that is a strong argument for handing the routine, well-structured queries to an automated system and keeping people for the complex, sensitive, or high-value cases that really need them.</w:t>
+        <w:t>The pain points are just as obvious. Volumes are high and spiky, answers have to stay consistent across a whole team, the service has to run day and night, and money is always tight. Human-only operations feel all of that at once: hiring and training cost a lot, quality wanders from one agent to the next, and round-the-clock cover is hard to sustain. Put together, it is a strong case for letting an automated system take the routine, well-structured queries and saving people for the messy, sensitive, or high-value ones that genuinely need a human.</w:t>
       </w:r>
     </w:p>
     <w:p>
@@ -241,7 +241,7 @@
     </w:p>
     <w:p>
       <w:r>
-        <w:t>For an e-commerce business the value of a good support assistant is concrete. By soaking up routine, repetitive questions it cuts cost per contact, drops response times to near-instant, keeps answers consistent, and scales with demand spikes without a matching rise in headcount, all while freeing agents for the cases that need empathy and judgement. Faster, steadier support also helps conversion and retention, so the assistant earns revenue rather than only saving cost.</w:t>
+        <w:t>For an online retailer the payoff from a good assistant is tangible. Soak up the routine, repetitive questions and you cut cost per contact, answer almost instantly, keep replies consistent, and ride out demand spikes without hiring in proportion, all while leaving agents free for the cases that need empathy and judgement. Quicker, steadier support also nudges conversion and retention upward, so the assistant brings in revenue and not just savings.</w:t>
       </w:r>
     </w:p>
     <w:p>
@@ -259,7 +259,7 @@
     </w:p>
     <w:p>
       <w:r>
-        <w:t>A few trends line up to make this a good moment for compact support assistants. Customer expectations have tilted hard toward instant, self-service resolution; shoppers would rather fix a simple problem themselves than wait in a queue, and a slow or inconsistent experience pushes them toward abandoned carts and churn. Support is also delivered across more channels than ever, web chat, mobile apps, messaging platforms, social media, so the same set of intents has to be served the same way everywhere, which favours one model over a pile of hand-written scripts. And the open-model ecosystem has grown up: strong pre-trained models and curated datasets are available for free under permissive licences, so the barrier to entry is now little more than access to a single GPU.</w:t>
+        <w:t>A few trends line up to make this a good moment for small support assistants. Expectations have tilted hard toward instant self-service; most shoppers would rather sort a simple problem out themselves than sit in a queue, and a slow or patchy experience just sends them to an abandoned cart. Support now runs across more channels than ever, web chat, mobile apps, messaging, social media, so the same intents have to be answered the same way in every one of them, which favours a single model over a stack of hand-written scripts. And the open-model world has matured: strong pre-trained models and ready-made datasets are free under permissive licences, so the real barrier to entry is now not much more than a single GPU.</w:t>
       </w:r>
     </w:p>
     <w:p>
@@ -277,7 +277,7 @@
     </w:p>
     <w:p>
       <w:r>
-        <w:t>Deploying conversational AI in retail also happens inside a tightening regulatory environment. Data-protection rules like the GDPR, and similar privacy laws elsewhere, set obligations on how customer data is collected, processed, and stored, and they make it risky to casually ship personal information off to a third-party model provider. Consumer-protection rules add another layer: a retailer is accountable for the promises its automated agent appears to make, whether about refunds, delivery dates, or prices. An assistant that answers confidently but wrongly is therefore a compliance problem, not just a quality one.</w:t>
+        <w:t>Putting conversational AI into retail also means working inside a tightening set of rules. Data-protection law such as the GDPR, and its cousins elsewhere, dictates how customer data can be collected, processed, and stored, and it makes casually shipping personal information off to an outside model provider a risky move. Consumer-protection law piles on more: a retailer is on the hook for whatever its automated agent seems to promise, about refunds, delivery dates, or prices. So an assistant that sounds confident but gets it wrong is not just a quality issue, it is a compliance one.</w:t>
       </w:r>
     </w:p>
     <w:p>
@@ -2039,7 +2039,7 @@
     </w:p>
     <w:p>
       <w:r>
-        <w:t>The results also expose genuine limits. The biggest is the out-of-domain behaviour: having been fine-tuned narrowly, the model answers anything in support-agent style instead of recognising that some questions are not its job. In production that is a safety issue and not just a quality one, and it argues for an explicit scope or intent filter with a confident hand-off to a human. The synthetic data is another limit, since real customers are messier, and the automatic metrics, consistent as they are, still only approximate human judgement. To keep the code and results honest I generated predictions on a held-out split the model never trained on, applied the same evaluation to the baseline and the fine-tuned model, fixed the seed throughout, and read through the outputs by hand to check the numbers matched what the model actually did.</w:t>
+        <w:t>The results also expose genuine limits. The biggest one is what it does out of domain. Because it was fine-tuned so narrowly, it will answer almost anything in support-agent style, never clocking that some questions simply are not its job. In production that is a safety issue and not just a quality one, and it argues for an explicit scope or intent filter with a confident hand-off to a human. The synthetic data is another limit, since real customers are messier, and the automatic metrics, consistent as they are, still only approximate human judgement. To keep the code and results honest I generated predictions on a held-out split the model never trained on, applied the same evaluation to the baseline and the fine-tuned model, fixed the seed throughout, and read through the outputs by hand to check the numbers matched what the model actually did.</w:t>
       </w:r>
     </w:p>
     <w:p>
@@ -2049,17 +2049,17 @@
     </w:p>
     <w:p>
       <w:r>
-        <w:t>The ethics and governance side deserves the same weight. The training data here is synthetic, so the study itself raises no personal-data issues, but a real deployment would. An agent that speaks for a retailer can create commitments and expectations, so it must not invent policies, promise refunds it cannot honour, or answer things outside its remit, which is the very failure I saw. Responsible deployment therefore means guardrails: an explicit scope check, a confident hand-off to a person for sensitive or out-of-scope cases, a clear note to the customer that they are talking to a bot, and logging so it can be audited. In a regulated retail setting these are not polish; they are part of getting the system right.</w:t>
+        <w:t>The ethics and governance side deserves the same weight. My training data is synthetic, so the study itself touches no personal data, but a live deployment would. An agent that speaks for a retailer creates expectations, and sometimes commitments, so it cannot be left free to invent policies, promise refunds it has no authority to give, or wander off its remit, which is exactly the failure I ran into. That points to a few non-negotiable guardrails: a scope check up front, a clean hand-off to a person for anything sensitive or out of scope, a plain note to the customer that they are talking to a bot, and logging so every answer can be audited later. In a regulated retail setting these are not polish; they are part of getting the system right.</w:t>
       </w:r>
     </w:p>
     <w:p>
       <w:r>
-        <w:t>Those safeguards suggest a fairly simple production wrapper around the model. A query would first hit a lightweight scope check, a short list of in-domain intents or a confidence threshold, that decides whether the request is something the model should handle at all. If it is, the model generates a reply as it does here; if it is not, or if the model's confidence is low, the system hands the conversation to a human agent with the context attached. Every exchange is logged so the team can audit answers, spot drift, and build a real test set over time. None of this needs heavy infrastructure, and it turns the bare model evaluated in this paper into something closer to a deployable service. I did not build that wrapper here, since my aim was to measure the model itself, but the per-category results and the error analysis give a clear specification for it.</w:t>
+        <w:t>Those safeguards suggest a fairly simple production wrapper around the model. A query would first pass a lightweight scope check, just a short allow-list of in-domain intents or a confidence threshold, to decide whether this is even something the model should touch. If it is, the model answers the way it does in this study; if it is not, or if confidence is low, the conversation goes to a human with the context already attached. And every exchange gets logged, which lets the team audit answers, watch for drift, and slowly build a real test set out of live traffic. None of this needs heavy infrastructure, and it turns the bare model evaluated in this paper into something closer to a deployable service. I did not build that wrapper here, since my aim was to measure the model itself, but the per-category results and the error analysis give a clear specification for it.</w:t>
       </w:r>
     </w:p>
     <w:p>
       <w:r>
-        <w:t>It also helps to place fine-tuning next to the other options a practitioner might weigh. A pure prompting approach, taking a big general model and instructing it at inference time, skips training but pays a per-query cost, ties you to an outside provider, and gives less control over tone and format; my baseline numbers show that without adaptation even a capable instruction-tuned model handles retail queries poorly. A rule-based or intent-classification system is cheap and predictable but brittle, because someone has to enumerate the intents and replies by hand and it generalises badly to new phrasings. Retrieval-augmented generation grounds answers in an external corpus and shines when the knowledge changes often, but it brings retrieval infrastructure and extra latency. Set against these, fine-tuning a small model lands in an attractive middle for routine support: one cheap, one-off training step gives a self-contained model that generalises across phrasings, runs locally with no per-query fee, and is simple to operate, which is exactly why I chose it.</w:t>
+        <w:t>It also helps to place fine-tuning next to the other options a practitioner might weigh. A pure prompting approach, taking a big general model and instructing it at inference time, skips training but pays a per-query cost, ties you to an outside provider, and gives less control over tone and format; my baseline numbers show that without adaptation even a capable instruction-tuned model handles retail queries poorly. A rule-based or intent-classification system is cheap and predictable, but it is brittle: someone has to spell out every intent and reply by hand, and it copes badly with phrasings it has not seen before. Retrieval-augmented generation grounds answers in an outside corpus and is great when the underlying knowledge keeps changing, but it drags in retrieval plumbing and adds latency. Set against these, fine-tuning a small model lands in an attractive middle for routine support: one cheap, one-off training step gives a self-contained model that generalises across phrasings, runs locally with no per-query fee, and is simple to operate, which is exactly why I chose it.</w:t>
       </w:r>
     </w:p>
     <w:p>
@@ -2082,12 +2082,12 @@
     </w:p>
     <w:p>
       <w:r>
-        <w:t>I set out to find whether a compact instruction-tuned model could be fine-tuned, under tight single-GPU limits, into a useful retail e-commerce support assistant. Fine-tuning `flan-t5-small` on 44,884 Bitext support pairs produced large, consistent gains over the un-tuned baseline, an eight-fold rise in ROUGE-L to 0.45, a BLEU of 29.27, and a BERTScore of 0.91, and it turned terse, unhelpful baseline output into fluent, structured, multi-step answers across the main intent categories, all inside a free-tier training session.</w:t>
+        <w:t>The question I started with was whether a compact instruction-tuned model could be fine-tuned, on a single free GPU, into something genuinely useful for retail e-commerce support. The answer turned out to be yes. Fine-tuning flan-t5-small on 44,884 Bitext support pairs lifted ROUGE-L roughly eight-fold to 0.45, pushed BLEU to 29.27 and BERTScore to 0.91, and turned the baseline's terse, useless replies into fluent, structured, multi-step answers across the main intent categories, all within one free-tier training run.</w:t>
       </w:r>
     </w:p>
     <w:p>
       <w:r>
-        <w:t>The contribution is a clear, reproducible blueprint for low-resource, domain-specific conversational AI, together with an honest account of where it falls short, mainly its lack of out-of-scope awareness and its reliance on synthetic data and automatic metrics. The overall conclusion is simple: for the routine, high-volume core of retail customer support, model scale matters far less than focused domain adaptation, and capable assistants are well within reach of organisations with modest resources, as long as the right safeguards go in before deployment.</w:t>
+        <w:t>What I am really offering is a blueprint: a clear, reproducible way to build low-resource, domain-specific conversational AI, paired with an honest account of its weak spots, chiefly its blindness to out-of-scope questions and its reliance on synthetic data and automatic metrics. The overall conclusion is simple: for the routine, high-volume core of retail customer support, model scale matters far less than focused domain adaptation, and capable assistants are well within reach of organisations with modest resources, as long as the right safeguards go in before deployment.</w:t>
       </w:r>
     </w:p>
     <w:p>
@@ -2118,7 +2118,7 @@
     </w:p>
     <w:p>
       <w:r>
-        <w:t>I carried out this work individually. I was responsible for the research design, data preparation, model fine-tuning, evaluation, analysis, and writing.</w:t>
+        <w:t>This was a solo project. The research design, data preparation, fine-tuning, evaluation, analysis, and writing were all my own work.</w:t>
       </w:r>
     </w:p>
     <w:p>

--- a/research paper/Retail_Ecommerce_Research_Paper.docx
+++ b/research paper/Retail_Ecommerce_Research_Paper.docx
@@ -2069,6 +2069,11 @@
     </w:p>
     <w:p>
       <w:r>
+        <w:t>It is worth being concrete about cost, since that is the whole appeal. The entire run, downloading the data, fine-tuning, and evaluating, fitted inside a single free Colab session on one T4, with no paid API and no GPU of my own. Refreshing the model after a policy or catalogue change is just a matter of hitting run-all and waiting, not a budget decision, and the fixed seed means each rerun lands in the same place. I think that point is easy to undersell. A lot of conversational-AI work quietly assumes an infrastructure budget that a small retailer does not have, which rules those teams out before they start. The setup here does the opposite. It asks for a free notebook, an open dataset, and a couple of hours, and hands back a model the team owns outright and can inspect, version, and retrain on its own terms. For an organisation that cannot, or will not, send its customer traffic to an outside API, that ownership is often the deciding factor rather than a footnote.</w:t>
+      </w:r>
+    </w:p>
+    <w:p>
+      <w:r>
         <w:t>Future work follows straight from the limits. I would add out-of-scope detection and a human-handoff path, evaluate on real anonymised support logs with human ratings, compare against larger models like `flan-t5-base` to map the quality–cost curve, try parameter-efficient fine-tuning to cut training cost further, and extend the system to multi-turn conversations and more languages.</w:t>
       </w:r>
     </w:p>

--- a/research paper/Retail_Ecommerce_Research_Paper.docx
+++ b/research paper/Retail_Ecommerce_Research_Paper.docx
@@ -106,7 +106,7 @@
     </w:p>
     <w:p>
       <w:r>
-        <w:t>Talking to a bot for customer service used to feel like a gimmick. Not any more. The global chatbot market was worth roughly USD 7.76 billion in 2024 and is on track for about USD 27.29 billion by 2030, with customer service already the single biggest slice of it [10]. The surveys say the same thing: most people have dealt with a support chatbot in the past year, and these bots now settle a good share of routine questions with no human in the loop [16]. None of this happened overnight. It rests on a decade of progress in deep learning for language, starting with the transformer [1], moving through text-to-text transfer models like T5 [2], and arriving at instruction tuning, which teaches a model to follow plain-English requests [3]. Platforms such as Hugging Face now give anyone free access to these pre-trained models, so building a domain-specific assistant is no longer the preserve of big labs.</w:t>
+        <w:t>Talking to a bot for customer service used to feel like a gimmick. Not any more. The global chatbot market was worth roughly USD 7.76 billion in 2024 and is on track for about USD 27.29 billion by 2030, with customer service already the single biggest slice of it [10]. The surveys say the same thing: most people have dealt with a support chatbot in the past year, and these bots now settle a good share of routine questions with no human in the loop [16]. None of it appeared overnight. It sits on a decade of work in language modelling: the transformer first [1], then text-to-text models like T5 [2], then instruction tuning, which teaches a model to follow plain-English requests [3]. And now platforms like Hugging Face hand out these pre-trained models for free, so building a domain assistant is no longer something only a big lab can pull off.</w:t>
       </w:r>
     </w:p>
     <w:p>
@@ -295,7 +295,7 @@
     </w:p>
     <w:p>
       <w:r>
-        <w:t>Putting all of this together, the study is aimed at the requirements that matter most to a retailer with limited resources. It shows that the dominant, high-volume intents can be handled accurately by a cheap model; it measures the quality gain precisely so an operator can judge whether it is good enough; it reports per-category strengths and weaknesses so automation can be rolled out where it is safe and people kept where it is not; and it spells out the limitations and safeguards, out-of-scope detection and human fallback, that a compliant production system would need. The whole project is framed around the practical and regulatory realities of the industry it serves.</w:t>
+        <w:t>Pulling all of this together, the study aims squarely at what a resource-limited retailer actually needs. It shows the big, high-volume intents can be handled well by a cheap model. It puts a precise number on the quality gain, so an operator can judge whether that is good enough for them. It breaks performance down by category, so automation can go where it is safe and people stay where it is not. And it is upfront about the limits and the safeguards, out-of-scope detection and a human fallback, that any compliant deployment would need. The whole thing is built around the practical and regulatory reality of the industry, not an abstract benchmark.</w:t>
       </w:r>
     </w:p>
     <w:p>
@@ -406,7 +406,7 @@
     </w:p>
     <w:p>
       <w:r>
-        <w:t>Subword tokenization is the fix. Byte-pair encoding builds a vocabulary of frequent character sequences so rare or unseen words become combinations of known pieces [18], and SentencePiece turns this into a language-independent tokenizer that works straight on raw text [19]. FLAN-T5 uses a SentencePiece tokenizer, which is why it handles the product names, order codes, and placeholder slots in retail support text without drowning in out-of-vocabulary tokens. I kept that tokenizer as it came.</w:t>
+        <w:t>Subword tokenization is the fix. Byte-pair encoding builds up a vocabulary of common character chunks, so a rare or unseen word just becomes a string of known pieces [18], and SentencePiece takes that idea and makes a language-independent tokenizer that runs straight on raw text [19]. FLAN-T5 uses a SentencePiece tokenizer, and that is why it copes with the product names, order codes, and placeholder slots in retail support text instead of choking on out-of-vocabulary tokens. I kept that tokenizer as it came.</w:t>
       </w:r>
     </w:p>
     <w:p>
@@ -471,12 +471,12 @@
     </w:p>
     <w:p>
       <w:r>
-        <w:t>I used the Bitext retail e-commerce customer-support dataset, pulled from Hugging Face under the CDLA-Sharing-1.0 licence [9]. It holds 44,884 instruction–response pairs, each one a customer query paired with a support answer, and each tagged with one of 13 categories and one of 46 finer intents. The categories cover the full spread of e-commerce support, ACCOUNT, APP_WEBSITE, CART, CONTACT, DELIVERY, FEEDBACK, ORDER, PAYMENT, PRODUCT, RETURNS, SALES, STORE, and USER, while the intents pin down specific actions like `track_order`, `cancel_order`, `get_refund`, and `change_shipping_address`.</w:t>
+        <w:t>I used the Bitext retail e-commerce customer-support dataset, pulled from Hugging Face under the CDLA-Sharing-1.0 licence [9]. There are 44,884 instruction–response pairs in it. Each pair is a customer query and the support answer that goes with it, tagged with one of 13 categories and one of 46 narrower intents. The 13 categories run across the whole spread of e-commerce support, ACCOUNT, APP_WEBSITE, CART, CONTACT, DELIVERY, FEEDBACK, ORDER, PAYMENT, PRODUCT, RETURNS, SALES, STORE, and USER, and the intents name the specific thing a customer wants, like `track_order`, `cancel_order`, `get_refund`, or `change_shipping_address`.</w:t>
       </w:r>
     </w:p>
     <w:p>
       <w:r>
-        <w:t>One thing I liked about this dataset, both practically and ethically, is that it is synthetically generated rather than scraped from real customers, so it carries no personally identifiable information. The responses keep explicit placeholder slots, an order-number token for instance, where a live system would drop in real values; I left those in during training so the model learns the structure around them. I also saved the full dataset alongside the trained model to keep the experiment reproducible.</w:t>
+        <w:t>One thing I liked about this set, practically and ethically, is that it is synthetic rather than scraped from real customers, so there is no personal data in it at all. The answers keep their placeholder slots in place, an order-number token, say, where a live system would slot in the real value, and I left those untouched during training so the model would learn the structure around them rather than memorise fake values. I also stored the full dataset next to the trained model, just so the whole thing can be rerun later.</w:t>
       </w:r>
     </w:p>
     <w:p>
@@ -489,12 +489,12 @@
     </w:p>
     <w:p>
       <w:r>
-        <w:t>Preprocessing came down to turning the raw data into clean input–output pairs. I dropped rows with a missing or empty instruction or response, removed exact duplicate pairs, and renamed the two columns I needed to `input` and `output` to set up the sequence-to-sequence task. That left a clean set of instruction–response examples while keeping the category labels I would need later for the per-category analysis.</w:t>
+        <w:t>Preprocessing was mostly about getting clean input–output pairs. I dropped any row with a missing or empty instruction or response, threw out exact duplicates, and renamed the two columns I actually needed to `input` and `output` for the sequence-to-sequence setup. What was left was a tidy set of instruction–response examples, with the category labels kept aside for the per-category analysis later on.</w:t>
       </w:r>
     </w:p>
     <w:p>
       <w:r>
-        <w:t>I split the clean data 80/10/10 into training, validation, and test sets, stratified by category so each split keeps the same mix of topics, and I fixed the random seed at 42 for the split and everything else random so the whole pipeline reproduces. Worth noting: because the corpus is synthetic and well-formed, the cleaning steps removed nothing in practice, all 44,884 pairs survived, which is itself handy for reproducibility. The loading, cleaning, and splitting steps look like this.</w:t>
+        <w:t>Then I split it 80/10/10 into train, validation, and test, stratified by category so every split holds the same mix of topics, with the random seed pinned at 42 so the pipeline reproduces. One small surprise: because the data is synthetic and tidy to begin with, the cleaning steps actually removed nothing, all 44,884 pairs made it through, which is convenient for reproducibility. Here are the loading, cleaning, and splitting steps.</w:t>
       </w:r>
     </w:p>
     <w:p>
@@ -539,12 +539,12 @@
     </w:p>
     <w:p>
       <w:r>
-        <w:t>I tokenized inputs and outputs with the `flan-t5-small` tokenizer, which is a SentencePiece model. A look at the token lengths in the corpus set the maximum-length choices: I capped inputs at 128 tokens and outputs at 256, which covers most examples while keeping memory inside the GPU budget. Anything longer was truncated, and everything was padded to a fixed length.</w:t>
+        <w:t>I tokenized both sides with the `flan-t5-small` tokenizer, a SentencePiece model. The token-length analysis picked the cut-offs for me: 128 tokens for the input, 256 for the output, which together cover most examples without blowing past the GPU's memory. Anything longer got truncated, and everything was padded out to a fixed length.</w:t>
       </w:r>
     </w:p>
     <w:p>
       <w:r>
-        <w:t>One detail on the target labels matters. I replaced the padding positions in the labels with −100, which tells the loss to ignore them. Without that the model would get rewarded for predicting padding; with it, the loss reflects only the real response content. The tokenization function looks like this.</w:t>
+        <w:t>One detail on the labels is easy to miss but matters. I set the padding positions in the target labels to −100, which tells the loss function to skip them. Leave that out and the model gets credit for predicting padding; put it in and the loss counts only the real response. The tokenization function is below.</w:t>
       </w:r>
     </w:p>
     <w:p>
@@ -583,17 +583,17 @@
     </w:p>
     <w:p>
       <w:r>
-        <w:t>The base model is `google/flan-t5-small`, an encoder–decoder transformer of about 77 million parameters. Under the hood it is a stack of encoder layers that read the tokenized query and a stack of decoder layers that produce the answer one token at a time, with each layer mixing multi-head self-attention and feed-forward sub-layers and using the T5 family's relative-position scheme. The encoder builds a representation of the whole input, and the decoder attends to that through cross-attention while also attending to the tokens it has already written, which is what lets it produce coherent, multi-sentence answers tied to the question. The weights are not random when fine-tuning starts; they already carry the instruction-following behaviour from FLAN pre-training, and fine-tuning nudges them toward the style and content of retail support.</w:t>
+        <w:t>The base model is `google/flan-t5-small`, an encoder–decoder transformer with roughly 77 million parameters. It is built as a stack of encoder layers that read the tokenized query and a matching stack of decoder layers that write the answer one token at a time, each layer pairing multi-head self-attention with feed-forward sub-layers and the relative-position scheme T5 uses. The encoder turns the whole query into a representation; the decoder then attends to that, plus whatever it has written so far, which is how it keeps a multi-sentence answer coherent and on topic. The weights are not blank when fine-tuning starts either. They already hold the instruction-following behaviour from FLAN pre-training, and fine-tuning just steers that toward retail support.</w:t>
       </w:r>
     </w:p>
     <w:p>
       <w:r>
-        <w:t>I ran the fine-tuning with Hugging Face's `Seq2SeqTrainer` on a single Google Colab T4. The objective is the usual sequence-to-sequence cross-entropy loss: at each output position the model predicts a distribution over the vocabulary, and the loss is the negative log-probability of the correct next token, averaged over the non-padding positions of the target. One engineering choice is worth calling out. I trained in full 32-bit precision because FLAN-T5 is numerically unstable in 16-bit and produces NaN losses, and the T4 has no bfloat16 support, so FP32 was the only thing that trained cleanly on this hardware.</w:t>
+        <w:t>I ran the fine-tuning with Hugging Face's `Seq2SeqTrainer` on a single Google Colab T4. The objective is plain sequence-to-sequence cross-entropy: at each position the model predicts a distribution over the vocabulary, and the loss is the negative log-probability of the right next token, averaged over the non-padding positions. One choice is worth flagging. I trained in full 32-bit precision, because FLAN-T5 goes unstable in 16-bit and throws NaN losses, and the T4 has no bfloat16, so FP32 was the only thing that trained cleanly here.</w:t>
       </w:r>
     </w:p>
     <w:p>
       <w:r>
-        <w:t>For hyperparameters I used a learning rate of 3×10⁻⁴, a per-device batch size of 8 with gradient accumulation of 2 for an effective batch of 16, a linear schedule with 500 warm-up steps, and weight decay of 0.01. Training ran up to 5 epochs, comfortably inside the 25-epoch budget, with evaluation and checkpointing every 500 steps, early stopping with patience 2 on validation loss, and the best checkpoint restored at the end. I picked this setup to converge reliably inside a free-tier session without overfitting. The core training configuration is below.</w:t>
+        <w:t>On hyperparameters: learning rate 3×10⁻⁴, batch size 8 with gradient accumulation of 2 for an effective 16, a linear schedule with 500 warm-up steps, and weight decay of 0.01. Training went up to 5 epochs, well inside the 25-epoch budget, evaluating and checkpointing every 500 steps, with early stopping (patience 2) on validation loss and the best checkpoint restored at the end. The aim was to converge reliably inside one free session without overfitting. The core config is below.</w:t>
       </w:r>
     </w:p>
     <w:p>
@@ -656,7 +656,7 @@
     </w:p>
     <w:p>
       <w:r>
-        <w:t>At inference time a query is tokenized and handed to the fine-tuned model, which generates a reply with beam search over four beams, an n-gram repetition block (`no_repeat_ngram_size = 3`) to stop it looping, and a cap of 256 new tokens. These settings favour coherent, non-repetitive, reasonably complete answers over the clipped output you tend to get from greedy decoding.</w:t>
+        <w:t>When a query comes in, it is tokenized and passed to the fine-tuned model, which writes a reply using beam search over four beams, an n-gram repeat block (`no_repeat_ngram_size = 3`) to keep it from looping, and a ceiling of 256 new tokens. Those settings buy coherent, non-repetitive, reasonably complete answers instead of the clipped fragments greedy decoding tends to give.</w:t>
       </w:r>
     </w:p>
     <w:p>
@@ -674,7 +674,7 @@
     </w:p>
     <w:p>
       <w:r>
-        <w:t>I evaluated the fine-tuned model against the un-tuned `flan-t5-small` baseline on a held-out sample of 300 test examples the model never saw during training. I computed three automatic metrics, ROUGE-1/2/L, BLEU through sacreBLEU, and BERTScore-F1, and also recorded average response length and per-query latency to capture verbosity and cost. To find strengths and weaknesses I computed ROUGE-L per category as well.</w:t>
+        <w:t>I tested the fine-tuned model against the un-tuned `flan-t5-small` baseline on a held-out 300-example sample the model had never seen. Three automatic metrics went into it, ROUGE-1/2/L, BLEU via sacreBLEU, and BERTScore-F1, and I also logged average response length and per-query latency to get at verbosity and cost. For a finer view I broke ROUGE-L down by category too.</w:t>
       </w:r>
     </w:p>
     <w:p>
@@ -705,7 +705,7 @@
     </w:p>
     <w:p>
       <w:r>
-        <w:t>For completeness, here is what the three metrics actually measure. ROUGE looks at overlap with the reference: ROUGE-1 and ROUGE-2 are the recall-oriented overlap of single words and word pairs, and ROUGE-L is based on the longest common subsequence, so it rewards getting the right content in the right order. BLEU, from machine translation, is a precision-oriented score over n-grams up to length four with a brevity penalty that punishes answers that are too short; I report it on the 0–100 scale. Both ROUGE and BLEU compare exact tokens, so a correct answer worded differently from the reference can still score low.</w:t>
+        <w:t>For completeness, here is what each metric actually measures. ROUGE is about overlap with the reference: ROUGE-1 and ROUGE-2 count matching single words and word pairs, and ROUGE-L uses the longest common subsequence, so it rewards the right content in the right order. BLEU, borrowed from machine translation, is precision over n-grams up to length four, with a brevity penalty so the model cannot game it by being short; I report it on the 0–100 scale. Both only see exact tokens, though, so a right answer worded differently from the reference can still score low.</w:t>
       </w:r>
     </w:p>
     <w:p>
@@ -749,7 +749,7 @@
     </w:p>
     <w:p>
       <w:r>
-        <w:t>I ran some exploratory data analysis first, and it shaped these choices (Figures 1–3). The category distribution (Figure 1) confirms the corpus covers all 13 support areas, with ORDER, PRODUCT, and ACCOUNT among the best represented. The intent view (Figure 2) shows the 46 intents are reasonably balanced rather than dominated by one class, which helps the model see even coverage during fine-tuning. The token-length distributions (Figure 3) settled the maximum-length choices directly: customer instructions are short, almost all well under 128 tokens, while support responses run much longer, which is why I gave the output side a bigger 256-token limit. Both the 128/256 setting and my expectation that the model would learn long, structured answers fall out of these plots, and the 133-word average response length reported below bears that out.</w:t>
+        <w:t>I ran some EDA first, and it shaped the choices above (Figures 1–3). Figure 1 confirms the corpus spans all 13 support areas, with ORDER, PRODUCT, and ACCOUNT among the heaviest. Figure 2 shows the 46 intents are fairly balanced rather than dominated by one, which helps the model get even coverage during training. And Figure 3, the token lengths, settled the cut-offs: instructions are short, nearly all comfortably under 128 tokens, while answers run a lot longer, which is why the output side got the bigger 256-token budget. Both the 128/256 split and my hunch that the model would learn long, structured answers come straight out of these plots, and the 133-word average below bears it out.</w:t>
       </w:r>
     </w:p>
     <w:p>
@@ -1295,7 +1295,7 @@
     </w:tbl>
     <w:p>
       <w:r>
-        <w:t>ROUGE-L improved roughly eight-fold and BLEU went from zero to 29.27, which says the fine-tuned model's wording lines up closely with the reference answers, and the BERTScore lift from 0.818 to 0.909 says the gain is semantic, not just surface overlap. The learning curves (Figure 4) show training loss dropping from about 2.5 to 0.70 and validation loss from about 1.08 to 0.62, with validation staying below training the whole way, a healthy sign of convergence without overfitting. Broken down by category (Figures 5 and 6), the model is strongest on ACCOUNT and CART, around 0.57 ROUGE-L, and weakest on FEEDBACK, around 0.38, with the rest in between.</w:t>
+        <w:t>ROUGE-L jumped about eight-fold and BLEU went from zero to 29.27, which tells me the fine-tuned model's wording sits close to the reference answers, and the BERTScore climb from 0.818 to 0.909 says that gain is about meaning, not just matching tokens. The loss curves (Figure 4) show training loss sliding from roughly 2.5 to 0.70 and validation from about 1.08 to 0.62, with validation tucked under training the whole way, which is what healthy convergence with no overfitting looks like. Per category (Figures 5 and 6), the model tops out on ACCOUNT and CART near 0.57 ROUGE-L and bottoms out on FEEDBACK near 0.38, with everything else in the middle.</w:t>
       </w:r>
     </w:p>
     <w:p>
@@ -1458,7 +1458,7 @@
     </w:p>
     <w:p>
       <w:r>
-        <w:t>Looking harder at the per-category results (Figure 6) is useful for planning a deployment. The strongest categories, ACCOUNT and CART at around 0.57, are the ones whose answers are the most templated and procedural, things like logging in, updating details, or managing a basket, where the right reply follows a predictable shape the model picks up well. The mid-range categories, ORDER, PAYMENT, and DELIVERY, still score solidly and happen to be the highest-volume real-world intents. The weakest, FEEDBACK at about 0.38, is the most open-ended, because feedback and complaint replies vary more and follow no fixed template, so a single reference overlaps less with the model's equally valid but differently worded answer. The pattern, strong on structured intents and weaker on open-ended ones, is what you would expect, and it gives a concrete, data-driven basis for deciding what to automate first and what to route to a person. The evaluation procedure that produced these numbers is below.</w:t>
+        <w:t>The per-category picture (Figure 6) is the useful one for planning a rollout. ACCOUNT and CART score highest, around 0.57, and they are exactly the intents with the most templated, procedural answers, logging in, updating details, sorting out a basket, where the right reply follows a shape the model can learn cleanly. ORDER, PAYMENT, and DELIVERY sit in the middle but still score well, and they happen to be the highest-volume intents in the real world. FEEDBACK is the weakest at about 0.38, and it is also the most open-ended, since feedback and complaint replies vary a lot and follow no template, so a single reference answer overlaps less with the model's own, equally valid wording. Strong on structured intents, weaker on open-ended ones, that is roughly what you would predict, and it hands an operator a concrete basis for deciding what to automate first and what to send to a person. The evaluation code that produced these numbers is below.</w:t>
       </w:r>
     </w:p>
     <w:p>
@@ -1514,7 +1514,7 @@
     </w:p>
     <w:p>
       <w:r>
-        <w:t xml:space="preserve">It is also worth noting the </w:t>
+        <w:t xml:space="preserve">The </w:t>
       </w:r>
       <w:r>
         <w:rPr>
@@ -1523,7 +1523,7 @@
         <w:t>shape</w:t>
       </w:r>
       <w:r>
-        <w:t xml:space="preserve"> the good answers settled into, because it explains a lot of the metric gain. The fine-tuned replies almost always open with a short, friendly acknowledgement, then lay out a numbered sequence of steps, and close by pointing the customer to further help. They reuse the dataset's placeholder slots in the right places, for example referring to an order number where a live system would insert the real value, which shows the model learned the response template and not just the surface words. That consistency is a double-edged result. It is exactly what you want for routine, procedural intents, and it is why ACCOUNT, CART, and ORDER score so well. It is also the root of the template bleed I describe below, where the same skeleton is applied a little too eagerly to a request that does not quite fit it. Reading the outputs this way, rather than only trusting the scores, is what made the model's strengths and its failure modes legible.</w:t>
+        <w:t xml:space="preserve"> the good answers fell into is worth a mention too, since it explains a fair bit of the score. The fine-tuned replies nearly always open with a short, friendly acknowledgement, then give a numbered list of steps, and sign off by pointing the customer to more help. They also drop the placeholder slots into the right spots, naming an order number where a live system would insert the real one, which tells me the model picked up the response template and not just the surface words. That consistency cuts both ways. It is exactly what you want for routine, procedural intents, and it is why ACCOUNT, CART, and ORDER do so well. It is also where the template bleed comes from, the same skeleton getting applied a bit too eagerly to a request that does not quite fit. Reading the outputs like this, instead of trusting the scores alone, is what made both the strengths and the failure modes obvious.</w:t>
       </w:r>
     </w:p>
     <w:p>

--- a/research paper/Retail_Ecommerce_Research_Paper.docx
+++ b/research paper/Retail_Ecommerce_Research_Paper.docx
@@ -471,12 +471,12 @@
     </w:p>
     <w:p>
       <w:r>
-        <w:t>I used the Bitext retail e-commerce customer-support dataset, pulled from Hugging Face under the CDLA-Sharing-1.0 licence [9]. There are 44,884 instruction–response pairs in it. Each pair is a customer query and the support answer that goes with it, tagged with one of 13 categories and one of 46 narrower intents. The 13 categories run across the whole spread of e-commerce support, ACCOUNT, APP_WEBSITE, CART, CONTACT, DELIVERY, FEEDBACK, ORDER, PAYMENT, PRODUCT, RETURNS, SALES, STORE, and USER, and the intents name the specific thing a customer wants, like `track_order`, `cancel_order`, `get_refund`, or `change_shipping_address`.</w:t>
+        <w:t>I used the Bitext retail e-commerce customer-support dataset, pulled from Hugging Face under the CDLA-Sharing-1.0 licence [9]. There are 44,884 instruction–response pairs in it. Each pair is just a customer query and the answer that belongs with it. Every one carries two labels: a category (13 of them) and a narrower intent (46). The categories map neatly onto how a support desk already thinks about its work, ACCOUNT, APP_WEBSITE, CART, CONTACT, DELIVERY, FEEDBACK, ORDER, PAYMENT, PRODUCT, RETURNS, SALES, STORE, USER. The intents go a level deeper, to the actual thing the customer is trying to do, so `track_order`, `cancel_order`, `get_refund`, `change_shipping_address`, and so on.</w:t>
       </w:r>
     </w:p>
     <w:p>
       <w:r>
-        <w:t>One thing I liked about this set, practically and ethically, is that it is synthetic rather than scraped from real customers, so there is no personal data in it at all. The answers keep their placeholder slots in place, an order-number token, say, where a live system would slot in the real value, and I left those untouched during training so the model would learn the structure around them rather than memorise fake values. I also stored the full dataset next to the trained model, just so the whole thing can be rerun later.</w:t>
+        <w:t>Two things drew me to this set, one practical and one ethical. It is synthetic, generated rather than scraped from real shoppers, so there is simply no personal data to mishandle. And the answers keep their placeholder slots, an order-number token where a live system would drop in the real value, which I left exactly as they came. The idea was for the model to learn the shape of a good reply, not to memorise a pile of fake order numbers. I also kept a copy of the full dataset next to the trained model, so that rerunning the experiment later would not mean hunting for the right version.</w:t>
       </w:r>
     </w:p>
     <w:p>
@@ -489,12 +489,12 @@
     </w:p>
     <w:p>
       <w:r>
-        <w:t>Preprocessing was mostly about getting clean input–output pairs. I dropped any row with a missing or empty instruction or response, threw out exact duplicates, and renamed the two columns I actually needed to `input` and `output` for the sequence-to-sequence setup. What was left was a tidy set of instruction–response examples, with the category labels kept aside for the per-category analysis later on.</w:t>
+        <w:t>Preprocessing was light. I dropped any row that was missing an instruction or a response, removed exact duplicates, and renamed the two columns I cared about to `input` and `output` for the seq2seq setup. That was more or less it. I held on to the category labels off to one side, since I knew I would want them later for the per-category breakdown.</w:t>
       </w:r>
     </w:p>
     <w:p>
       <w:r>
-        <w:t>Then I split it 80/10/10 into train, validation, and test, stratified by category so every split holds the same mix of topics, with the random seed pinned at 42 so the pipeline reproduces. One small surprise: because the data is synthetic and tidy to begin with, the cleaning steps actually removed nothing, all 44,884 pairs made it through, which is convenient for reproducibility. Here are the loading, cleaning, and splitting steps.</w:t>
+        <w:t>Then a standard 80/10/10 split into train, validation, and test, stratified on category so each split carries the same topic mix, with the seed pinned at 42 so the run reproduces. Here is a small thing that surprised me: the cleaning removed nothing. The data is synthetic and already tidy, so all 44,884 pairs sailed through every filter. Handy, if slightly anticlimactic. The loading, cleaning, and splitting come down to a few lines.</w:t>
       </w:r>
     </w:p>
     <w:p>
@@ -539,7 +539,7 @@
     </w:p>
     <w:p>
       <w:r>
-        <w:t>I tokenized both sides with the `flan-t5-small` tokenizer, a SentencePiece model. The token-length analysis picked the cut-offs for me: 128 tokens for the input, 256 for the output, which together cover most examples without blowing past the GPU's memory. Anything longer got truncated, and everything was padded out to a fixed length.</w:t>
+        <w:t>Both sides run through the `flan-t5-small` tokenizer, which is a SentencePiece model. I did not pick the length limits by hand; the token-length analysis did. It pointed to 128 tokens on the input and 256 on the output, a pair that covers the bulk of the data and still fits the T4's memory. Longer sequences were truncated, and everything was padded to a fixed length.</w:t>
       </w:r>
     </w:p>
     <w:p>
@@ -583,17 +583,17 @@
     </w:p>
     <w:p>
       <w:r>
-        <w:t>The base model is `google/flan-t5-small`, an encoder–decoder transformer with roughly 77 million parameters. It is built as a stack of encoder layers that read the tokenized query and a matching stack of decoder layers that write the answer one token at a time, each layer pairing multi-head self-attention with feed-forward sub-layers and the relative-position scheme T5 uses. The encoder turns the whole query into a representation; the decoder then attends to that, plus whatever it has written so far, which is how it keeps a multi-sentence answer coherent and on topic. The weights are not blank when fine-tuning starts either. They already hold the instruction-following behaviour from FLAN pre-training, and fine-tuning just steers that toward retail support.</w:t>
+        <w:t>The base model is `google/flan-t5-small`, an encoder–decoder transformer of about 77 million parameters. The encoder reads the tokenized query; the decoder writes the answer a token at a time. Each layer pairs multi-head self-attention with a feed-forward block and uses T5's relative-position scheme. What keeps a longer answer hanging together is that the decoder looks at two things as it writes, the encoder's view of the query and the words it has already produced, so a three-step refund explanation actually reads like one. And the weights are not blank at the start. They already carry FLAN's instruction-following, so fine-tuning is really just steering that toward retail support.</w:t>
       </w:r>
     </w:p>
     <w:p>
       <w:r>
-        <w:t>I ran the fine-tuning with Hugging Face's `Seq2SeqTrainer` on a single Google Colab T4. The objective is plain sequence-to-sequence cross-entropy: at each position the model predicts a distribution over the vocabulary, and the loss is the negative log-probability of the right next token, averaged over the non-padding positions. One choice is worth flagging. I trained in full 32-bit precision, because FLAN-T5 goes unstable in 16-bit and throws NaN losses, and the T4 has no bfloat16, so FP32 was the only thing that trained cleanly here.</w:t>
+        <w:t>Fine-tuning ran on Hugging Face's `Seq2SeqTrainer`, on one Colab T4. The objective is ordinary cross-entropy over the sequence: at each position the model puts a distribution over the vocabulary, and the loss is the negative log-probability of the correct next token, averaged across the non-padding positions. One thing tripped me up early and is worth passing on. My first runs kept collapsing to a NaN loss within a few hundred steps. The cause turned out to be 16-bit precision, which FLAN-T5 just does not tolerate, and the T4 cannot fall back to bfloat16 either, so I switched to full FP32. It is slower, but it was the only thing that trained without blowing up.</w:t>
       </w:r>
     </w:p>
     <w:p>
       <w:r>
-        <w:t>On hyperparameters: learning rate 3×10⁻⁴, batch size 8 with gradient accumulation of 2 for an effective 16, a linear schedule with 500 warm-up steps, and weight decay of 0.01. Training went up to 5 epochs, well inside the 25-epoch budget, evaluating and checkpointing every 500 steps, with early stopping (patience 2) on validation loss and the best checkpoint restored at the end. The aim was to converge reliably inside one free session without overfitting. The core config is below.</w:t>
+        <w:t>The settings themselves were modest. Learning rate 3×10⁻⁴; batch size 8 with gradient accumulation of 2, so an effective 16; a linear schedule with 500 warm-up steps; weight decay 0.01. I let it run up to 5 epochs, nowhere near the 25 allowed, checking and saving every 500 steps, with early stopping after two stalls on validation loss and the best checkpoint pulled back at the end. I was after a clean, reliable convergence inside one free session, not a leaderboard score. The core config is below.</w:t>
       </w:r>
     </w:p>
     <w:p>
@@ -656,12 +656,12 @@
     </w:p>
     <w:p>
       <w:r>
-        <w:t>When a query comes in, it is tokenized and passed to the fine-tuned model, which writes a reply using beam search over four beams, an n-gram repeat block (`no_repeat_ngram_size = 3`) to keep it from looping, and a ceiling of 256 new tokens. Those settings buy coherent, non-repetitive, reasonably complete answers instead of the clipped fragments greedy decoding tends to give.</w:t>
+        <w:t>Inference is simple. The query is tokenized, the model runs beam search with four beams, an n-gram repeat block (`no_repeat_ngram_size = 3`) keeps it from getting stuck in a loop, and generation stops at 256 new tokens. I went with beams rather than greedy decoding for a practical reason: greedy tends to clip answers short, and for support you want the whole procedure, not just its first step.</w:t>
       </w:r>
     </w:p>
     <w:p>
       <w:r>
-        <w:t>The flow is single-turn: each query is answered on its own, which fits both the dataset and the bulk of routine support contacts. Going multi-turn is something I flag as future work rather than attempt here.</w:t>
+        <w:t>Everything here is single-turn. Each query is answered on its own, which matches the dataset and, frankly, most routine support contacts anyway. Multi-turn conversation is on the future-work list rather than something I took on.</w:t>
       </w:r>
     </w:p>
     <w:p>
@@ -674,12 +674,12 @@
     </w:p>
     <w:p>
       <w:r>
-        <w:t>I tested the fine-tuned model against the un-tuned `flan-t5-small` baseline on a held-out 300-example sample the model had never seen. Three automatic metrics went into it, ROUGE-1/2/L, BLEU via sacreBLEU, and BERTScore-F1, and I also logged average response length and per-query latency to get at verbosity and cost. For a finer view I broke ROUGE-L down by category too.</w:t>
+        <w:t>To judge it, I put the fine-tuned model up against the plain, un-tuned `flan-t5-small` on 300 held-out test examples it had never trained on. I scored three things, ROUGE-1/2/L, BLEU through sacreBLEU, and BERTScore-F1, and tracked two more on the side: how long the answers ran, and how many milliseconds each one took. Then I broke ROUGE-L out by category to see where the model was pulling its weight.</w:t>
       </w:r>
     </w:p>
     <w:p>
       <w:r>
-        <w:t>I paired the numbers with qualitative testing on purpose. I ran a battery of 16 prompts, spanning in-domain, out-of-domain, and deliberately ambiguous queries, through both the baseline and the fine-tuned model, so the scores could be read against concrete examples of how each one actually behaves.</w:t>
+        <w:t>Numbers never tell the whole story, so I wrote 16 test prompts by hand as well, some plainly in-domain, some plainly outside it, a few left deliberately vague, and pushed them through both models. That let me hold each score up against a real example of how the model actually behaves.</w:t>
       </w:r>
     </w:p>
     <w:p>
@@ -692,7 +692,7 @@
     </w:p>
     <w:p>
       <w:r>
-        <w:t>To show the model working in something like a real setting, I wrapped it in a lightweight Gradio chat interface launched straight from the notebook. A user types a support question, the back-end runs the same tokenization and beam-search generation I used in evaluation, and the reply shows up in a chat window, with example prompts on hand for quick testing. It is a proof-of-concept deployment, and it makes the point that the trained model can be served behind a simple UI without any special infrastructure.</w:t>
+        <w:t>To show the model working in something like a real setting, I wrapped it in a lightweight Gradio chat interface launched straight from the notebook. Someone types a question, the back-end runs the very same tokenization and beam search I used for evaluation, and the answer appears in a chat box, with a few example prompts sitting there to click. It is only a proof of concept, but it makes the point: the trained model will sit quite happily behind a plain UI, with no special infrastructure needed.</w:t>
       </w:r>
     </w:p>
     <w:p>
@@ -705,7 +705,7 @@
     </w:p>
     <w:p>
       <w:r>
-        <w:t>For completeness, here is what each metric actually measures. ROUGE is about overlap with the reference: ROUGE-1 and ROUGE-2 count matching single words and word pairs, and ROUGE-L uses the longest common subsequence, so it rewards the right content in the right order. BLEU, borrowed from machine translation, is precision over n-grams up to length four, with a brevity penalty so the model cannot game it by being short; I report it on the 0–100 scale. Both only see exact tokens, though, so a right answer worded differently from the reference can still score low.</w:t>
+        <w:t>A quick word on what the metrics measure, for anyone not steeped in them. ROUGE is overlap with the reference answer: ROUGE-1 and ROUGE-2 count matching words and word pairs, while ROUGE-L looks at the longest common subsequence, so it cares about the right content showing up in the right order. BLEU, borrowed from machine translation, is precision over n-grams up to length four, with a brevity penalty so the model cannot game it by being short; I report it on the 0–100 scale. Both only see exact tokens, though, so a right answer worded differently from the reference can still score low.</w:t>
       </w:r>
     </w:p>
     <w:p>
@@ -749,7 +749,7 @@
     </w:p>
     <w:p>
       <w:r>
-        <w:t>I ran some EDA first, and it shaped the choices above (Figures 1–3). Figure 1 confirms the corpus spans all 13 support areas, with ORDER, PRODUCT, and ACCOUNT among the heaviest. Figure 2 shows the 46 intents are fairly balanced rather than dominated by one, which helps the model get even coverage during training. And Figure 3, the token lengths, settled the cut-offs: instructions are short, nearly all comfortably under 128 tokens, while answers run a lot longer, which is why the output side got the bigger 256-token budget. Both the 128/256 split and my hunch that the model would learn long, structured answers come straight out of these plots, and the 133-word average below bears it out.</w:t>
+        <w:t>Before any of that I spent time just looking at the data, and what I saw drove the choices above (Figures 1–3). Figure 1 shows every one of the 13 support areas is present, with ORDER, PRODUCT, and ACCOUNT carrying the most weight. Figure 2 says the 46 intents are spread fairly evenly instead of piling into a single bucket, which is what you want for balanced training. Figure 3 is the one that decided the length limits: the questions are short, almost all under 128 tokens, but the answers run long, so the output side needed the roomier 256-token budget. The 128/256 choice falls straight out of that plot, as does my hunch that the model would end up writing long, structured answers, which the 133-word average later confirms.</w:t>
       </w:r>
     </w:p>
     <w:p>
@@ -2059,7 +2059,7 @@
     </w:p>
     <w:p>
       <w:r>
-        <w:t>It also helps to place fine-tuning next to the other options a practitioner might weigh. A pure prompting approach, taking a big general model and instructing it at inference time, skips training but pays a per-query cost, ties you to an outside provider, and gives less control over tone and format; my baseline numbers show that without adaptation even a capable instruction-tuned model handles retail queries poorly. A rule-based or intent-classification system is cheap and predictable, but it is brittle: someone has to spell out every intent and reply by hand, and it copes badly with phrasings it has not seen before. Retrieval-augmented generation grounds answers in an outside corpus and is great when the underlying knowledge keeps changing, but it drags in retrieval plumbing and adds latency. Set against these, fine-tuning a small model lands in an attractive middle for routine support: one cheap, one-off training step gives a self-contained model that generalises across phrasings, runs locally with no per-query fee, and is simple to operate, which is exactly why I chose it.</w:t>
+        <w:t>It also helps to place fine-tuning next to the other options a practitioner might weigh. A pure prompting approach, taking a big general model and instructing it at inference time, skips training but pays a per-query cost, ties you to an outside provider, and gives less control over tone and format; my baseline numbers show that without adaptation even a capable instruction-tuned model handles retail queries poorly. Rule-based or intent-classification systems are cheap and predictable, but they are fragile. Someone has to hand-write every intent and every reply, and the moment a customer phrases things in a way nobody anticipated, they fall over. Retrieval-augmented generation pulls its answers from an external store, which is the right call when the underlying facts shift all the time, but you pay for it twice, once in retrieval plumbing and again in latency. Set against these, fine-tuning a small model lands in an attractive middle for routine support: one cheap, one-off training step gives a self-contained model that generalises across phrasings, runs locally with no per-query fee, and is simple to operate, which is exactly why I chose it.</w:t>
       </w:r>
     </w:p>
     <w:p>
@@ -2069,7 +2069,7 @@
     </w:p>
     <w:p>
       <w:r>
-        <w:t>It is worth being concrete about cost, since that is the whole appeal. The entire run, downloading the data, fine-tuning, and evaluating, fitted inside a single free Colab session on one T4, with no paid API and no GPU of my own. Refreshing the model after a policy or catalogue change is just a matter of hitting run-all and waiting, not a budget decision, and the fixed seed means each rerun lands in the same place. I think that point is easy to undersell. A lot of conversational-AI work quietly assumes an infrastructure budget that a small retailer does not have, which rules those teams out before they start. The setup here does the opposite. It asks for a free notebook, an open dataset, and a couple of hours, and hands back a model the team owns outright and can inspect, version, and retrain on its own terms. For an organisation that cannot, or will not, send its customer traffic to an outside API, that ownership is often the deciding factor rather than a footnote.</w:t>
+        <w:t>It is worth being concrete about cost, since that is the whole appeal. The whole run, pulling the data, fine-tuning, evaluating, fit inside one free Colab session on a single T4. No paid API, no GPU sitting under my desk. When a policy or a catalogue changes, refreshing the model is a run-all and a coffee, not a budget meeting, and since the seed is fixed, every rerun lands in the same spot. I think that point is easy to undersell. A lot of conversational-AI work quietly assumes an infrastructure budget that a small retailer does not have, which rules those teams out before they start. The setup here does the opposite. All it really needs is a free notebook, an open dataset, and an afternoon, and what comes back is a model you own outright, one you can open up, version, and retrain however you like. For a business that cannot, or will not, route its customer traffic through someone else's API, that ownership tends to be the whole point, not a footnote.</w:t>
       </w:r>
     </w:p>
     <w:p>
